--- a/Physics.docx
+++ b/Physics.docx
@@ -1,6 +1,6 @@
 
 <file path=word/document.xml><?xml version="1.0" encoding="utf-8"?>
-<w:document xmlns:wpc="http://schemas.microsoft.com/office/word/2010/wordprocessingCanvas" xmlns:cx="http://schemas.microsoft.com/office/drawing/2014/chartex" xmlns:cx1="http://schemas.microsoft.com/office/drawing/2015/9/8/chartex" xmlns:cx2="http://schemas.microsoft.com/office/drawing/2015/10/21/chartex" xmlns:cx3="http://schemas.microsoft.com/office/drawing/2016/5/9/chartex" xmlns:cx4="http://schemas.microsoft.com/office/drawing/2016/5/10/chartex" xmlns:cx5="http://schemas.microsoft.com/office/drawing/2016/5/11/chartex" xmlns:cx6="http://schemas.microsoft.com/office/drawing/2016/5/12/chartex" xmlns:cx7="http://schemas.microsoft.com/office/drawing/2016/5/13/chartex" xmlns:cx8="http://schemas.microsoft.com/office/drawing/2016/5/14/chartex" xmlns:mc="http://schemas.openxmlformats.org/markup-compatibility/2006" xmlns:aink="http://schemas.microsoft.com/office/drawing/2016/ink" xmlns:am3d="http://schemas.microsoft.com/office/drawing/2017/model3d" xmlns:o="urn:schemas-microsoft-com:office:office" xmlns:oel="http://schemas.microsoft.com/office/2019/extlst" xmlns:r="http://schemas.openxmlformats.org/officeDocument/2006/relationships" xmlns:m="http://schemas.openxmlformats.org/officeDocument/2006/math" xmlns:v="urn:schemas-microsoft-com:vml" xmlns:wp14="http://schemas.microsoft.com/office/word/2010/wordprocessingDrawing" xmlns:wp="http://schemas.openxmlformats.org/drawingml/2006/wordprocessingDrawing" xmlns:w10="urn:schemas-microsoft-com:office:word" xmlns:w="http://schemas.openxmlformats.org/wordprocessingml/2006/main" xmlns:w14="http://schemas.microsoft.com/office/word/2010/wordml" xmlns:w15="http://schemas.microsoft.com/office/word/2012/wordml" xmlns:w16cex="http://schemas.microsoft.com/office/word/2018/wordml/cex" xmlns:w16cid="http://schemas.microsoft.com/office/word/2016/wordml/cid" xmlns:w16="http://schemas.microsoft.com/office/word/2018/wordml" xmlns:w16du="http://schemas.microsoft.com/office/word/2023/wordml/word16du" xmlns:w16sdtdh="http://schemas.microsoft.com/office/word/2020/wordml/sdtdatahash" xmlns:w16se="http://schemas.microsoft.com/office/word/2015/wordml/symex" xmlns:wpg="http://schemas.microsoft.com/office/word/2010/wordprocessingGroup" xmlns:wpi="http://schemas.microsoft.com/office/word/2010/wordprocessingInk" xmlns:wne="http://schemas.microsoft.com/office/word/2006/wordml" xmlns:wps="http://schemas.microsoft.com/office/word/2010/wordprocessingShape" mc:Ignorable="w14 w15 w16se w16cid w16 w16cex w16sdtdh w16du wp14">
+<w:document xmlns:wpc="http://schemas.microsoft.com/office/word/2010/wordprocessingCanvas" xmlns:cx="http://schemas.microsoft.com/office/drawing/2014/chartex" xmlns:cx1="http://schemas.microsoft.com/office/drawing/2015/9/8/chartex" xmlns:cx2="http://schemas.microsoft.com/office/drawing/2015/10/21/chartex" xmlns:cx3="http://schemas.microsoft.com/office/drawing/2016/5/9/chartex" xmlns:cx4="http://schemas.microsoft.com/office/drawing/2016/5/10/chartex" xmlns:cx5="http://schemas.microsoft.com/office/drawing/2016/5/11/chartex" xmlns:cx6="http://schemas.microsoft.com/office/drawing/2016/5/12/chartex" xmlns:cx7="http://schemas.microsoft.com/office/drawing/2016/5/13/chartex" xmlns:cx8="http://schemas.microsoft.com/office/drawing/2016/5/14/chartex" xmlns:mc="http://schemas.openxmlformats.org/markup-compatibility/2006" xmlns:aink="http://schemas.microsoft.com/office/drawing/2016/ink" xmlns:am3d="http://schemas.microsoft.com/office/drawing/2017/model3d" xmlns:o="urn:schemas-microsoft-com:office:office" xmlns:oel="http://schemas.microsoft.com/office/2019/extlst" xmlns:r="http://schemas.openxmlformats.org/officeDocument/2006/relationships" xmlns:m="http://schemas.openxmlformats.org/officeDocument/2006/math" xmlns:v="urn:schemas-microsoft-com:vml" xmlns:wp14="http://schemas.microsoft.com/office/word/2010/wordprocessingDrawing" xmlns:wp="http://schemas.openxmlformats.org/drawingml/2006/wordprocessingDrawing" xmlns:w10="urn:schemas-microsoft-com:office:word" xmlns:w="http://schemas.openxmlformats.org/wordprocessingml/2006/main" xmlns:w14="http://schemas.microsoft.com/office/word/2010/wordml" xmlns:w15="http://schemas.microsoft.com/office/word/2012/wordml" xmlns:w16cex="http://schemas.microsoft.com/office/word/2018/wordml/cex" xmlns:w16cid="http://schemas.microsoft.com/office/word/2016/wordml/cid" xmlns:w16="http://schemas.microsoft.com/office/word/2018/wordml" xmlns:w16du="http://schemas.microsoft.com/office/word/2023/wordml/word16du" xmlns:w16sdtdh="http://schemas.microsoft.com/office/word/2020/wordml/sdtdatahash" xmlns:w16sdtfl="http://schemas.microsoft.com/office/word/2024/wordml/sdtformatlock" xmlns:w16se="http://schemas.microsoft.com/office/word/2015/wordml/symex" xmlns:wpg="http://schemas.microsoft.com/office/word/2010/wordprocessingGroup" xmlns:wpi="http://schemas.microsoft.com/office/word/2010/wordprocessingInk" xmlns:wne="http://schemas.microsoft.com/office/word/2006/wordml" xmlns:wps="http://schemas.microsoft.com/office/word/2010/wordprocessingShape" mc:Ignorable="w14 w15 w16se w16cid w16 w16cex w16sdtdh w16sdtfl w16du wp14">
   <w:body>
     <w:p>
       <w:pPr>
@@ -14,7 +14,7 @@
         <w:rPr>
           <w:lang w:val="en"/>
         </w:rPr>
-        <w:t>Physics Engine</w:t>
+        <w:t>Physics</w:t>
       </w:r>
     </w:p>
     <w:p>
@@ -39,21 +39,19 @@
         <w:rPr>
           <w:highlight w:val="white"/>
         </w:rPr>
-        <w:t xml:space="preserve"> physics, where the only </w:t>
-      </w:r>
-      <w:proofErr w:type="spellStart"/>
-      <w:r>
-        <w:rPr>
-          <w:highlight w:val="white"/>
-        </w:rPr>
-        <w:t>collidable</w:t>
-      </w:r>
-      <w:proofErr w:type="spellEnd"/>
-      <w:r>
-        <w:rPr>
-          <w:highlight w:val="white"/>
-        </w:rPr>
-        <w:t xml:space="preserve"> object is a box shape. </w:t>
+        <w:t xml:space="preserve"> physic</w:t>
+      </w:r>
+      <w:r>
+        <w:rPr>
+          <w:highlight w:val="white"/>
+        </w:rPr>
+        <w:t xml:space="preserve"> engines</w:t>
+      </w:r>
+      <w:r>
+        <w:rPr>
+          <w:highlight w:val="white"/>
+        </w:rPr>
+        <w:t xml:space="preserve"> and also disable physics on demand </w:t>
       </w:r>
     </w:p>
     <w:p>
@@ -72,7 +70,7 @@
           <w:szCs w:val="22"/>
           <w:lang w:val="en"/>
         </w:rPr>
-        <w:pict w14:anchorId="1EB273DD">
+        <w:pict w14:anchorId="605F34F6">
           <v:shapetype id="_x0000_t75" coordsize="21600,21600" o:spt="75" o:preferrelative="t" path="m@4@5l@4@11@9@11@9@5xe" filled="f" stroked="f">
             <v:stroke joinstyle="miter"/>
             <v:formulas>
@@ -92,20 +90,24 @@
             <v:path o:extrusionok="f" gradientshapeok="t" o:connecttype="rect"/>
             <o:lock v:ext="edit" aspectratio="t"/>
           </v:shapetype>
-          <v:shape id="Picture 1" o:spid="_x0000_i1025" type="#_x0000_t75" style="width:312pt;height:280.5pt;visibility:visible;mso-wrap-style:square">
+          <v:shape id="_x0000_i1059" type="#_x0000_t75" style="width:467.7pt;height:207.35pt">
             <v:imagedata r:id="rId5" o:title=""/>
           </v:shape>
         </w:pict>
       </w:r>
     </w:p>
     <w:p>
+      <w:pPr>
+        <w:rPr>
+          <w:highlight w:val="white"/>
+        </w:rPr>
+      </w:pPr>
       <w:r>
         <w:rPr>
           <w:highlight w:val="white"/>
         </w:rPr>
         <w:t xml:space="preserve">The </w:t>
       </w:r>
-      <w:proofErr w:type="spellStart"/>
       <w:r>
         <w:rPr>
           <w:b/>
@@ -114,29 +116,48 @@
         </w:rPr>
         <w:t>ubODE</w:t>
       </w:r>
-      <w:proofErr w:type="spellEnd"/>
-      <w:r>
-        <w:rPr>
-          <w:highlight w:val="white"/>
-        </w:rPr>
-        <w:t xml:space="preserve"> engine, by </w:t>
-      </w:r>
-      <w:proofErr w:type="spellStart"/>
-      <w:r>
-        <w:rPr>
-          <w:highlight w:val="white"/>
-        </w:rPr>
-        <w:t>Ubit</w:t>
-      </w:r>
-      <w:proofErr w:type="spellEnd"/>
-      <w:r>
-        <w:rPr>
-          <w:highlight w:val="white"/>
-        </w:rPr>
-        <w:t xml:space="preserve"> Umarov, is an advanced version of ODE that is closer to Second Life compatibility with vehicles.  Bullet is an award-winning physics engine. </w:t>
-      </w:r>
-    </w:p>
-    <w:p/>
+      <w:r>
+        <w:rPr>
+          <w:highlight w:val="white"/>
+        </w:rPr>
+        <w:t xml:space="preserve"> engine</w:t>
+      </w:r>
+      <w:r>
+        <w:rPr>
+          <w:highlight w:val="white"/>
+        </w:rPr>
+        <w:t xml:space="preserve"> </w:t>
+      </w:r>
+      <w:r>
+        <w:rPr>
+          <w:highlight w:val="white"/>
+        </w:rPr>
+        <w:t xml:space="preserve"> by Ubit Umarov</w:t>
+      </w:r>
+      <w:r>
+        <w:rPr>
+          <w:highlight w:val="white"/>
+        </w:rPr>
+        <w:t xml:space="preserve"> </w:t>
+      </w:r>
+      <w:r>
+        <w:rPr>
+          <w:highlight w:val="white"/>
+        </w:rPr>
+        <w:t xml:space="preserve">is an advanced version of ODE that is closer to Second Life compatibility with vehicles.  </w:t>
+      </w:r>
+    </w:p>
+    <w:p>
+      <w:r>
+        <w:rPr>
+          <w:highlight w:val="white"/>
+        </w:rPr>
+        <w:t xml:space="preserve">Bullet is an award-winning physics engine. </w:t>
+      </w:r>
+      <w:r>
+        <w:t xml:space="preserve">  </w:t>
+      </w:r>
+    </w:p>
     <w:p>
       <w:pPr>
         <w:numPr>
@@ -168,35 +189,31 @@
         <w:rPr>
           <w:highlight w:val="white"/>
         </w:rPr>
-        <w:t xml:space="preserve">Both </w:t>
-      </w:r>
-      <w:proofErr w:type="spellStart"/>
-      <w:r>
-        <w:rPr>
-          <w:highlight w:val="white"/>
-        </w:rPr>
-        <w:t>BulletSim</w:t>
-      </w:r>
-      <w:proofErr w:type="spellEnd"/>
-      <w:r>
-        <w:rPr>
-          <w:highlight w:val="white"/>
-        </w:rPr>
-        <w:t xml:space="preserve"> and UBODE support </w:t>
-      </w:r>
-      <w:proofErr w:type="spellStart"/>
-      <w:r>
-        <w:rPr>
-          <w:highlight w:val="white"/>
-        </w:rPr>
-        <w:t>varregions</w:t>
-      </w:r>
-      <w:proofErr w:type="spellEnd"/>
-      <w:r>
-        <w:rPr>
-          <w:highlight w:val="white"/>
-        </w:rPr>
-        <w:t>.</w:t>
+        <w:t>BulletSim provides the best performance and most functionality.</w:t>
+      </w:r>
+      <w:r>
+        <w:rPr>
+          <w:highlight w:val="white"/>
+        </w:rPr>
+        <w:t xml:space="preserve">  UBOde is much slower on collisions and has poor bounce performance according to the vari</w:t>
+      </w:r>
+      <w:r>
+        <w:rPr>
+          <w:highlight w:val="white"/>
+        </w:rPr>
+        <w:t>o</w:t>
+      </w:r>
+      <w:r>
+        <w:rPr>
+          <w:highlight w:val="white"/>
+        </w:rPr>
+        <w:t>us free OARS for physics testing.</w:t>
+      </w:r>
+      <w:r>
+        <w:rPr>
+          <w:highlight w:val="white"/>
+        </w:rPr>
+        <w:t xml:space="preserve"> It can only collide with basic shapes. </w:t>
       </w:r>
     </w:p>
     <w:p>
@@ -209,40 +226,1309 @@
           <w:highlight w:val="white"/>
         </w:rPr>
       </w:pPr>
-      <w:proofErr w:type="spellStart"/>
-      <w:r>
-        <w:rPr>
-          <w:highlight w:val="white"/>
-        </w:rPr>
-        <w:t>BulletSim</w:t>
-      </w:r>
-      <w:proofErr w:type="spellEnd"/>
-      <w:r>
-        <w:rPr>
-          <w:highlight w:val="white"/>
-        </w:rPr>
-        <w:t xml:space="preserve"> provides the best performance and most functionality.</w:t>
+      <w:r>
+        <w:rPr>
+          <w:highlight w:val="white"/>
+        </w:rPr>
+        <w:t>Bullet in a separate thread prevents physics from crashing the region. It is the default physics engine.</w:t>
+      </w:r>
+    </w:p>
+    <w:p>
+      <w:r>
+        <w:br w:type="page"/>
+      </w:r>
+    </w:p>
+    <w:p>
+      <w:pPr>
+        <w:pStyle w:val="Heading2"/>
+      </w:pPr>
+      <w:r>
+        <w:t xml:space="preserve">HOLO </w:t>
+      </w:r>
+      <w:r>
+        <w:t xml:space="preserve"> PHYSICS  GUARD</w:t>
+      </w:r>
+    </w:p>
+    <w:p/>
+    <w:p>
+      <w:r>
+        <w:t>Enabled: Will disable physics in all regions when  no on is in the region</w:t>
+      </w:r>
+    </w:p>
+    <w:p>
+      <w:pPr>
+        <w:rPr>
+          <w:b/>
+          <w:bCs/>
+        </w:rPr>
+      </w:pPr>
+      <w:r>
+        <w:rPr>
+          <w:b/>
+          <w:bCs/>
+        </w:rPr>
+        <w:t>Mode</w:t>
+      </w:r>
+      <w:r>
+        <w:rPr>
+          <w:b/>
+          <w:bCs/>
+        </w:rPr>
+        <w:t>:</w:t>
+      </w:r>
+    </w:p>
+    <w:p>
+      <w:r>
+        <w:t>Supported values:</w:t>
+      </w:r>
+    </w:p>
+    <w:p>
+      <w:pPr>
+        <w:ind w:firstLine="720"/>
+      </w:pPr>
+      <w:r>
+        <w:t>Report</w:t>
+      </w:r>
+      <w:r>
+        <w:t xml:space="preserve"> </w:t>
+      </w:r>
+      <w:r>
+        <w:t>Only</w:t>
+      </w:r>
+      <w:r>
+        <w:t xml:space="preserve"> </w:t>
+      </w:r>
+      <w:r>
+        <w:t>logs what would be slept but does not change objects.</w:t>
+      </w:r>
+    </w:p>
+    <w:p>
+      <w:pPr>
+        <w:ind w:firstLine="720"/>
+        <w:rPr>
+          <w:b/>
+          <w:bCs/>
+        </w:rPr>
+      </w:pPr>
+      <w:r>
+        <w:t>Persist</w:t>
+      </w:r>
+      <w:r>
+        <w:t xml:space="preserve"> </w:t>
+      </w:r>
+      <w:r>
+        <w:t>Sleep</w:t>
+      </w:r>
+      <w:r>
+        <w:t xml:space="preserve"> </w:t>
+      </w:r>
+      <w:r>
+        <w:t>records objects in the guard table, clears their physical flag, and wakes them later.</w:t>
+      </w:r>
+    </w:p>
+    <w:p>
+      <w:pPr>
+        <w:pStyle w:val="Heading3"/>
+        <w:rPr>
+          <w:b/>
+          <w:bCs/>
+        </w:rPr>
+      </w:pPr>
+      <w:r>
+        <w:rPr>
+          <w:b/>
+          <w:bCs/>
+        </w:rPr>
+        <w:t>What It Does</w:t>
+      </w:r>
+    </w:p>
+    <w:p>
+      <w:pPr>
+        <w:spacing w:after="160" w:line="278" w:lineRule="auto"/>
+      </w:pPr>
+      <w:r>
+        <w:t>When a region becomes empty, HoloPhysicsGuard can:</w:t>
       </w:r>
     </w:p>
     <w:p>
       <w:pPr>
         <w:numPr>
           <w:ilvl w:val="0"/>
-          <w:numId w:val="2"/>
+          <w:numId w:val="3"/>
         </w:numPr>
-        <w:rPr>
-          <w:highlight w:val="white"/>
-        </w:rPr>
-      </w:pPr>
-      <w:r>
-        <w:rPr>
-          <w:highlight w:val="white"/>
-        </w:rPr>
-        <w:t>Bullet in a separate thread prevents physics crashes from crashing the region. It is the default physics engine.</w:t>
-      </w:r>
-    </w:p>
-    <w:p>
-      <w:pPr>
+        <w:spacing w:before="0" w:after="160" w:line="278" w:lineRule="auto"/>
+      </w:pPr>
+      <w:r>
+        <w:t>detect physical root prims/linksets</w:t>
+      </w:r>
+    </w:p>
+    <w:p>
+      <w:pPr>
+        <w:numPr>
+          <w:ilvl w:val="0"/>
+          <w:numId w:val="3"/>
+        </w:numPr>
+        <w:spacing w:before="0" w:after="160" w:line="278" w:lineRule="auto"/>
+      </w:pPr>
+      <w:r>
+        <w:t>optionally filter by object name</w:t>
+      </w:r>
+    </w:p>
+    <w:p>
+      <w:pPr>
+        <w:numPr>
+          <w:ilvl w:val="0"/>
+          <w:numId w:val="3"/>
+        </w:numPr>
+        <w:spacing w:before="0" w:after="160" w:line="278" w:lineRule="auto"/>
+      </w:pPr>
+      <w:r>
+        <w:t>record the object in a separate database table</w:t>
+      </w:r>
+    </w:p>
+    <w:p>
+      <w:pPr>
+        <w:numPr>
+          <w:ilvl w:val="0"/>
+          <w:numId w:val="3"/>
+        </w:numPr>
+        <w:spacing w:after="160" w:line="278" w:lineRule="auto"/>
+      </w:pPr>
+      <w:r>
+        <w:t>clear the object’s physical flag using OpenSim’s normal UpdatePrimFlags() path</w:t>
+      </w:r>
+    </w:p>
+    <w:p>
+      <w:pPr>
+        <w:numPr>
+          <w:ilvl w:val="0"/>
+          <w:numId w:val="3"/>
+        </w:numPr>
+        <w:spacing w:before="0" w:after="160" w:line="278" w:lineRule="auto"/>
+      </w:pPr>
+      <w:r>
+        <w:t>zero velocity and angular velocity</w:t>
+      </w:r>
+    </w:p>
+    <w:p>
+      <w:pPr>
+        <w:numPr>
+          <w:ilvl w:val="0"/>
+          <w:numId w:val="3"/>
+        </w:numPr>
+        <w:spacing w:before="0" w:after="160" w:line="278" w:lineRule="auto"/>
+      </w:pPr>
+      <w:r>
+        <w:t>reduce idle physics load</w:t>
+      </w:r>
+    </w:p>
+    <w:p>
+      <w:pPr>
+        <w:spacing w:after="160" w:line="278" w:lineRule="auto"/>
+      </w:pPr>
+      <w:r>
+        <w:t>When an avatar enters the region, it can:</w:t>
+      </w:r>
+    </w:p>
+    <w:p>
+      <w:pPr>
+        <w:numPr>
+          <w:ilvl w:val="0"/>
+          <w:numId w:val="4"/>
+        </w:numPr>
+        <w:tabs>
+          <w:tab w:val="num" w:pos="720"/>
+        </w:tabs>
+        <w:spacing w:before="0" w:after="160" w:line="278" w:lineRule="auto"/>
+      </w:pPr>
+      <w:r>
+        <w:t>look up previously slept objects</w:t>
+      </w:r>
+    </w:p>
+    <w:p>
+      <w:pPr>
+        <w:numPr>
+          <w:ilvl w:val="0"/>
+          <w:numId w:val="4"/>
+        </w:numPr>
+        <w:tabs>
+          <w:tab w:val="num" w:pos="720"/>
+        </w:tabs>
+        <w:spacing w:before="0" w:after="160" w:line="278" w:lineRule="auto"/>
+      </w:pPr>
+      <w:r>
+        <w:t>restore their physical flag</w:t>
+      </w:r>
+    </w:p>
+    <w:p>
+      <w:pPr>
+        <w:numPr>
+          <w:ilvl w:val="0"/>
+          <w:numId w:val="4"/>
+        </w:numPr>
+        <w:tabs>
+          <w:tab w:val="num" w:pos="720"/>
+        </w:tabs>
+        <w:spacing w:before="0" w:after="160" w:line="278" w:lineRule="auto"/>
+      </w:pPr>
+      <w:r>
+        <w:t>remove the sleep record</w:t>
+      </w:r>
+    </w:p>
+    <w:p>
+      <w:pPr>
+        <w:numPr>
+          <w:ilvl w:val="0"/>
+          <w:numId w:val="4"/>
+        </w:numPr>
+        <w:tabs>
+          <w:tab w:val="num" w:pos="720"/>
+        </w:tabs>
+        <w:spacing w:before="0" w:after="160" w:line="278" w:lineRule="auto"/>
+      </w:pPr>
+      <w:r>
+        <w:t>clean up stale records for deleted objects</w:t>
+      </w:r>
+    </w:p>
+    <w:p>
+      <w:pPr>
+        <w:pStyle w:val="Heading3"/>
+        <w:rPr>
+          <w:b/>
+          <w:bCs/>
+        </w:rPr>
+      </w:pPr>
+      <w:r>
+        <w:rPr>
+          <w:b/>
+          <w:bCs/>
+        </w:rPr>
+        <w:t>Why This Exists</w:t>
+      </w:r>
+    </w:p>
+    <w:p>
+      <w:pPr>
+        <w:spacing w:after="160" w:line="278" w:lineRule="auto"/>
+      </w:pPr>
+      <w:r>
+        <w:t>Some physical objects can heavily impact region performance, especially when they are stuck colliding, poorly shaped for physics, or scripted to remain active.</w:t>
+      </w:r>
+    </w:p>
+    <w:p>
+      <w:pPr>
+        <w:spacing w:after="160" w:line="278" w:lineRule="auto"/>
+      </w:pPr>
+      <w:r>
+        <w:t>This module is not meant to replace good object scripting. It is a safety guard for idle regions.</w:t>
+      </w:r>
+    </w:p>
+    <w:p>
+      <w:pPr>
+        <w:pStyle w:val="Heading3"/>
+        <w:rPr>
+          <w:b/>
+          <w:bCs/>
+        </w:rPr>
+      </w:pPr>
+      <w:r>
+        <w:rPr>
+          <w:b/>
+          <w:bCs/>
+        </w:rPr>
+        <w:t>Features</w:t>
+      </w:r>
+    </w:p>
+    <w:p>
+      <w:pPr>
+        <w:numPr>
+          <w:ilvl w:val="0"/>
+          <w:numId w:val="5"/>
+        </w:numPr>
+        <w:spacing w:before="0" w:after="160" w:line="278" w:lineRule="auto"/>
+      </w:pPr>
+      <w:r>
+        <w:t>OpenSimulator non-shared region module</w:t>
+      </w:r>
+    </w:p>
+    <w:p>
+      <w:pPr>
+        <w:numPr>
+          <w:ilvl w:val="0"/>
+          <w:numId w:val="5"/>
+        </w:numPr>
+        <w:spacing w:before="0" w:after="160" w:line="278" w:lineRule="auto"/>
+      </w:pPr>
+      <w:r>
+        <w:t>Sleeps physical objects when a region is empty</w:t>
+      </w:r>
+    </w:p>
+    <w:p>
+      <w:pPr>
+        <w:numPr>
+          <w:ilvl w:val="0"/>
+          <w:numId w:val="5"/>
+        </w:numPr>
+        <w:spacing w:before="0" w:after="160" w:line="278" w:lineRule="auto"/>
+      </w:pPr>
+      <w:r>
+        <w:lastRenderedPageBreak/>
+        <w:t>Wakes slept objects when an avatar enters</w:t>
+      </w:r>
+    </w:p>
+    <w:p>
+      <w:pPr>
+        <w:numPr>
+          <w:ilvl w:val="0"/>
+          <w:numId w:val="5"/>
+        </w:numPr>
+        <w:spacing w:before="0" w:after="160" w:line="278" w:lineRule="auto"/>
+      </w:pPr>
+      <w:r>
+        <w:t>Optional wake-on-start behavior</w:t>
+      </w:r>
+    </w:p>
+    <w:p>
+      <w:pPr>
+        <w:numPr>
+          <w:ilvl w:val="0"/>
+          <w:numId w:val="5"/>
+        </w:numPr>
+        <w:spacing w:before="0" w:after="160" w:line="278" w:lineRule="auto"/>
+      </w:pPr>
+      <w:r>
+        <w:t>Separate database table for reversible sleep state</w:t>
+      </w:r>
+    </w:p>
+    <w:p>
+      <w:pPr>
+        <w:numPr>
+          <w:ilvl w:val="0"/>
+          <w:numId w:val="5"/>
+        </w:numPr>
+        <w:spacing w:before="0" w:after="160" w:line="278" w:lineRule="auto"/>
+      </w:pPr>
+      <w:r>
+        <w:t>Dry-run/report-only mode</w:t>
+      </w:r>
+    </w:p>
+    <w:p>
+      <w:pPr>
+        <w:numPr>
+          <w:ilvl w:val="0"/>
+          <w:numId w:val="5"/>
+        </w:numPr>
+        <w:spacing w:before="0" w:after="160" w:line="278" w:lineRule="auto"/>
+      </w:pPr>
+      <w:r>
+        <w:t>Name-based allow/block filters</w:t>
+      </w:r>
+    </w:p>
+    <w:p>
+      <w:pPr>
+        <w:numPr>
+          <w:ilvl w:val="0"/>
+          <w:numId w:val="5"/>
+        </w:numPr>
+        <w:spacing w:before="0" w:after="160" w:line="278" w:lineRule="auto"/>
+      </w:pPr>
+      <w:r>
+        <w:t>Persistent sleep tracking across restarts</w:t>
+      </w:r>
+    </w:p>
+    <w:p>
+      <w:pPr>
+        <w:numPr>
+          <w:ilvl w:val="0"/>
+          <w:numId w:val="5"/>
+        </w:numPr>
+        <w:spacing w:after="160" w:line="278" w:lineRule="auto"/>
+      </w:pPr>
+      <w:r>
+        <w:t>Uses OpenSim’s UpdatePrimFlags() path instead of directly rebuilding physics actors</w:t>
+      </w:r>
+    </w:p>
+    <w:p>
+      <w:pPr>
+        <w:spacing w:before="0" w:after="160" w:line="278" w:lineRule="auto"/>
+      </w:pPr>
+      <w:r>
+        <w:pict w14:anchorId="0505F756">
+          <v:rect id="_x0000_i1055" style="width:0;height:3pt" o:hralign="center" o:hrstd="t" o:hr="t" fillcolor="#a0a0a0" stroked="f"/>
+        </w:pict>
+      </w:r>
+    </w:p>
+    <w:p>
+      <w:pPr>
+        <w:pStyle w:val="Heading3"/>
+        <w:rPr>
+          <w:b/>
+          <w:bCs/>
+        </w:rPr>
+      </w:pPr>
+      <w:r>
+        <w:rPr>
+          <w:b/>
+          <w:bCs/>
+        </w:rPr>
+        <w:t>Recommended Use Cases</w:t>
+      </w:r>
+    </w:p>
+    <w:p>
+      <w:pPr>
+        <w:spacing w:after="160" w:line="278" w:lineRule="auto"/>
+      </w:pPr>
+      <w:r>
+        <w:t>Good candidates:</w:t>
+      </w:r>
+    </w:p>
+    <w:p>
+      <w:pPr>
+        <w:numPr>
+          <w:ilvl w:val="0"/>
+          <w:numId w:val="6"/>
+        </w:numPr>
+        <w:spacing w:after="160" w:line="278" w:lineRule="auto"/>
+      </w:pPr>
+      <w:r>
+        <w:t>bowling_pin</w:t>
+      </w:r>
+    </w:p>
+    <w:p>
+      <w:pPr>
+        <w:numPr>
+          <w:ilvl w:val="0"/>
+          <w:numId w:val="6"/>
+        </w:numPr>
+        <w:spacing w:after="160" w:line="278" w:lineRule="auto"/>
+      </w:pPr>
+      <w:r>
+        <w:t>bowling_ball</w:t>
+      </w:r>
+    </w:p>
+    <w:p>
+      <w:pPr>
+        <w:numPr>
+          <w:ilvl w:val="0"/>
+          <w:numId w:val="6"/>
+        </w:numPr>
+        <w:spacing w:after="160" w:line="278" w:lineRule="auto"/>
+      </w:pPr>
+      <w:r>
+        <w:t>vehicles</w:t>
+      </w:r>
+    </w:p>
+    <w:p>
+      <w:pPr>
+        <w:numPr>
+          <w:ilvl w:val="0"/>
+          <w:numId w:val="6"/>
+        </w:numPr>
+        <w:spacing w:after="160" w:line="278" w:lineRule="auto"/>
+      </w:pPr>
+      <w:r>
+        <w:t>physics toys</w:t>
+      </w:r>
+    </w:p>
+    <w:p>
+      <w:pPr>
+        <w:numPr>
+          <w:ilvl w:val="0"/>
+          <w:numId w:val="6"/>
+        </w:numPr>
+        <w:spacing w:after="160" w:line="278" w:lineRule="auto"/>
+      </w:pPr>
+      <w:r>
+        <w:t>temporary game props</w:t>
+      </w:r>
+    </w:p>
+    <w:p>
+      <w:pPr>
+        <w:numPr>
+          <w:ilvl w:val="0"/>
+          <w:numId w:val="6"/>
+        </w:numPr>
+        <w:spacing w:after="160" w:line="278" w:lineRule="auto"/>
+      </w:pPr>
+      <w:r>
+        <w:t>physical NPC props</w:t>
+      </w:r>
+    </w:p>
+    <w:p>
+      <w:pPr>
+        <w:numPr>
+          <w:ilvl w:val="0"/>
+          <w:numId w:val="6"/>
+        </w:numPr>
+        <w:spacing w:after="160" w:line="278" w:lineRule="auto"/>
+      </w:pPr>
+      <w:r>
+        <w:t>Objects to be careful with:</w:t>
+      </w:r>
+    </w:p>
+    <w:p>
+      <w:pPr>
+        <w:numPr>
+          <w:ilvl w:val="0"/>
+          <w:numId w:val="6"/>
+        </w:numPr>
+        <w:spacing w:after="160" w:line="278" w:lineRule="auto"/>
+      </w:pPr>
+      <w:r>
+        <w:t>elevators</w:t>
+      </w:r>
+    </w:p>
+    <w:p>
+      <w:pPr>
+        <w:numPr>
+          <w:ilvl w:val="0"/>
+          <w:numId w:val="6"/>
+        </w:numPr>
+        <w:spacing w:after="160" w:line="278" w:lineRule="auto"/>
+      </w:pPr>
+      <w:r>
+        <w:t>boats</w:t>
+      </w:r>
+    </w:p>
+    <w:p>
+      <w:pPr>
+        <w:numPr>
+          <w:ilvl w:val="0"/>
+          <w:numId w:val="6"/>
+        </w:numPr>
+        <w:spacing w:after="160" w:line="278" w:lineRule="auto"/>
+      </w:pPr>
+      <w:r>
+        <w:t>scripted rides</w:t>
+      </w:r>
+    </w:p>
+    <w:p>
+      <w:pPr>
+        <w:numPr>
+          <w:ilvl w:val="0"/>
+          <w:numId w:val="6"/>
+        </w:numPr>
+        <w:spacing w:after="160" w:line="278" w:lineRule="auto"/>
+      </w:pPr>
+      <w:r>
+        <w:t>region infrastructure</w:t>
+      </w:r>
+    </w:p>
+    <w:p>
+      <w:pPr>
+        <w:numPr>
+          <w:ilvl w:val="0"/>
+          <w:numId w:val="6"/>
+        </w:numPr>
+        <w:spacing w:after="160" w:line="278" w:lineRule="auto"/>
+      </w:pPr>
+      <w:r>
+        <w:t>anything expected to remain physical all the time</w:t>
+      </w:r>
+    </w:p>
+    <w:p>
+      <w:pPr>
+        <w:rPr>
+          <w:highlight w:val="white"/>
+        </w:rPr>
+      </w:pPr>
+      <w:r>
+        <w:rPr>
+          <w:highlight w:val="white"/>
+        </w:rPr>
+        <w:br w:type="page"/>
+      </w:r>
+    </w:p>
+    <w:p>
+      <w:pPr>
+        <w:pStyle w:val="Heading4"/>
+        <w:rPr>
+          <w:b/>
+          <w:bCs/>
+          <w:highlight w:val="white"/>
+        </w:rPr>
+      </w:pPr>
+      <w:r>
+        <w:rPr>
+          <w:b/>
+          <w:bCs/>
+          <w:highlight w:val="white"/>
+        </w:rPr>
+        <w:t>Configuration Options</w:t>
+      </w:r>
+    </w:p>
+    <w:p>
+      <w:pPr>
+        <w:pStyle w:val="Heading5"/>
+        <w:rPr>
+          <w:b/>
+          <w:bCs/>
+          <w:highlight w:val="white"/>
+        </w:rPr>
+      </w:pPr>
+      <w:r>
+        <w:rPr>
+          <w:b/>
+          <w:bCs/>
+          <w:highlight w:val="white"/>
+        </w:rPr>
+        <w:t>Enabled</w:t>
+      </w:r>
+    </w:p>
+    <w:p>
+      <w:pPr>
+        <w:rPr>
+          <w:highlight w:val="white"/>
+        </w:rPr>
+      </w:pPr>
+      <w:r>
+        <w:rPr>
+          <w:highlight w:val="white"/>
+        </w:rPr>
+        <w:t>Turns the module on or off.</w:t>
+      </w:r>
+    </w:p>
+    <w:p>
+      <w:pPr>
+        <w:pStyle w:val="Heading5"/>
+        <w:rPr>
+          <w:b/>
+          <w:bCs/>
+          <w:highlight w:val="white"/>
+        </w:rPr>
+      </w:pPr>
+      <w:r>
+        <w:rPr>
+          <w:b/>
+          <w:bCs/>
+          <w:highlight w:val="white"/>
+        </w:rPr>
+        <w:t>Mode</w:t>
+      </w:r>
+    </w:p>
+    <w:p>
+      <w:pPr>
+        <w:rPr>
+          <w:highlight w:val="white"/>
+        </w:rPr>
+      </w:pPr>
+      <w:r>
+        <w:rPr>
+          <w:highlight w:val="white"/>
+        </w:rPr>
+        <w:t>Supported values:</w:t>
+      </w:r>
+    </w:p>
+    <w:p>
+      <w:pPr>
+        <w:numPr>
+          <w:ilvl w:val="0"/>
+          <w:numId w:val="7"/>
+        </w:numPr>
+        <w:rPr>
+          <w:highlight w:val="white"/>
+        </w:rPr>
+      </w:pPr>
+      <w:r>
+        <w:rPr>
+          <w:highlight w:val="white"/>
+        </w:rPr>
+        <w:t>Report</w:t>
+      </w:r>
+      <w:r>
+        <w:rPr>
+          <w:highlight w:val="white"/>
+        </w:rPr>
+        <w:t xml:space="preserve"> </w:t>
+      </w:r>
+      <w:r>
+        <w:rPr>
+          <w:highlight w:val="white"/>
+        </w:rPr>
+        <w:t>Only</w:t>
+      </w:r>
+    </w:p>
+    <w:p>
+      <w:pPr>
+        <w:numPr>
+          <w:ilvl w:val="0"/>
+          <w:numId w:val="7"/>
+        </w:numPr>
+        <w:rPr>
+          <w:highlight w:val="white"/>
+        </w:rPr>
+      </w:pPr>
+      <w:r>
+        <w:rPr>
+          <w:highlight w:val="white"/>
+        </w:rPr>
+        <w:t>Persist</w:t>
+      </w:r>
+      <w:r>
+        <w:rPr>
+          <w:highlight w:val="white"/>
+        </w:rPr>
+        <w:t xml:space="preserve"> </w:t>
+      </w:r>
+      <w:r>
+        <w:rPr>
+          <w:highlight w:val="white"/>
+        </w:rPr>
+        <w:t>Sleep</w:t>
+      </w:r>
+    </w:p>
+    <w:p>
+      <w:pPr>
+        <w:rPr>
+          <w:highlight w:val="white"/>
+        </w:rPr>
+      </w:pPr>
+      <w:r>
+        <w:rPr>
+          <w:highlight w:val="white"/>
+        </w:rPr>
+        <w:t>Report</w:t>
+      </w:r>
+      <w:r>
+        <w:rPr>
+          <w:highlight w:val="white"/>
+        </w:rPr>
+        <w:t xml:space="preserve"> </w:t>
+      </w:r>
+      <w:r>
+        <w:rPr>
+          <w:highlight w:val="white"/>
+        </w:rPr>
+        <w:t>Only logs what would be slept but does not change objects.</w:t>
+      </w:r>
+    </w:p>
+    <w:p>
+      <w:pPr>
+        <w:rPr>
+          <w:highlight w:val="white"/>
+        </w:rPr>
+      </w:pPr>
+      <w:r>
+        <w:rPr>
+          <w:highlight w:val="white"/>
+        </w:rPr>
+        <w:t>Persist</w:t>
+      </w:r>
+      <w:r>
+        <w:rPr>
+          <w:highlight w:val="white"/>
+        </w:rPr>
+        <w:t xml:space="preserve"> </w:t>
+      </w:r>
+      <w:r>
+        <w:rPr>
+          <w:highlight w:val="white"/>
+        </w:rPr>
+        <w:t>Sleep records objects in the guard table, clears their physical flag, and wakes them later.</w:t>
+      </w:r>
+    </w:p>
+    <w:p>
+      <w:pPr>
+        <w:rPr>
+          <w:highlight w:val="white"/>
+        </w:rPr>
+      </w:pPr>
+    </w:p>
+    <w:p>
+      <w:pPr>
+        <w:pStyle w:val="Heading5"/>
+        <w:rPr>
+          <w:b/>
+          <w:bCs/>
+          <w:highlight w:val="white"/>
+        </w:rPr>
+      </w:pPr>
+      <w:r>
+        <w:rPr>
+          <w:b/>
+          <w:bCs/>
+          <w:highlight w:val="white"/>
+        </w:rPr>
+        <w:t>DryRun</w:t>
+      </w:r>
+    </w:p>
+    <w:p>
+      <w:pPr>
+        <w:rPr>
+          <w:highlight w:val="white"/>
+        </w:rPr>
+      </w:pPr>
+      <w:r>
+        <w:rPr>
+          <w:highlight w:val="white"/>
+        </w:rPr>
+        <w:t>When true, forces report-only behavior.</w:t>
+      </w:r>
+    </w:p>
+    <w:p>
+      <w:pPr>
+        <w:pStyle w:val="Heading5"/>
+        <w:rPr>
+          <w:b/>
+          <w:bCs/>
+          <w:highlight w:val="white"/>
+        </w:rPr>
+      </w:pPr>
+      <w:r>
+        <w:rPr>
+          <w:b/>
+          <w:bCs/>
+          <w:highlight w:val="white"/>
+        </w:rPr>
+        <w:t>SleepWhenEmpty</w:t>
+      </w:r>
+    </w:p>
+    <w:p>
+      <w:pPr>
+        <w:rPr>
+          <w:highlight w:val="white"/>
+        </w:rPr>
+      </w:pPr>
+      <w:r>
+        <w:rPr>
+          <w:highlight w:val="white"/>
+        </w:rPr>
+        <w:t>Controls whether the module sleeps objects when the region has no root agents.</w:t>
+      </w:r>
+    </w:p>
+    <w:p>
+      <w:pPr>
+        <w:outlineLvl w:val="8"/>
+        <w:rPr>
+          <w:b/>
+          <w:bCs/>
+          <w:highlight w:val="white"/>
+        </w:rPr>
+      </w:pPr>
+      <w:r>
+        <w:rPr>
+          <w:b/>
+          <w:bCs/>
+          <w:highlight w:val="white"/>
+        </w:rPr>
+        <w:t>WakeOnStart</w:t>
+      </w:r>
+    </w:p>
+    <w:p>
+      <w:pPr>
+        <w:rPr>
+          <w:highlight w:val="white"/>
+        </w:rPr>
+      </w:pPr>
+      <w:r>
+        <w:rPr>
+          <w:highlight w:val="white"/>
+        </w:rPr>
+        <w:t>If true, slept objects are woken when the region starts.</w:t>
+      </w:r>
+    </w:p>
+    <w:p>
+      <w:pPr>
+        <w:rPr>
+          <w:highlight w:val="white"/>
+        </w:rPr>
+      </w:pPr>
+      <w:r>
+        <w:rPr>
+          <w:highlight w:val="white"/>
+        </w:rPr>
+        <w:t>If false, slept objects remain asleep until an avatar enters.</w:t>
+      </w:r>
+    </w:p>
+    <w:p>
+      <w:pPr>
+        <w:pStyle w:val="Heading5"/>
+        <w:rPr>
+          <w:b/>
+          <w:bCs/>
+          <w:highlight w:val="white"/>
+        </w:rPr>
+      </w:pPr>
+      <w:r>
+        <w:rPr>
+          <w:b/>
+          <w:bCs/>
+          <w:highlight w:val="white"/>
+        </w:rPr>
+        <w:t>WakeOnAvatarEnter</w:t>
+      </w:r>
+    </w:p>
+    <w:p>
+      <w:pPr>
+        <w:rPr>
+          <w:highlight w:val="white"/>
+        </w:rPr>
+      </w:pPr>
+      <w:r>
+        <w:rPr>
+          <w:highlight w:val="white"/>
+        </w:rPr>
+        <w:t>If true, slept objects are restored when the first avatar enters the region.</w:t>
+      </w:r>
+    </w:p>
+    <w:p>
+      <w:pPr>
+        <w:pStyle w:val="Heading5"/>
+        <w:rPr>
+          <w:b/>
+          <w:bCs/>
+          <w:highlight w:val="white"/>
+        </w:rPr>
+      </w:pPr>
+      <w:r>
+        <w:rPr>
+          <w:b/>
+          <w:bCs/>
+          <w:highlight w:val="white"/>
+        </w:rPr>
+        <w:t>CheckIntervalSeconds</w:t>
+      </w:r>
+    </w:p>
+    <w:p>
+      <w:pPr>
+        <w:rPr>
+          <w:highlight w:val="white"/>
+        </w:rPr>
+      </w:pPr>
+      <w:r>
+        <w:rPr>
+          <w:highlight w:val="white"/>
+        </w:rPr>
+        <w:t>How often the module checks region occupancy.</w:t>
+      </w:r>
+    </w:p>
+    <w:p>
+      <w:pPr>
+        <w:rPr>
+          <w:highlight w:val="white"/>
+        </w:rPr>
+      </w:pPr>
+      <w:r>
+        <w:rPr>
+          <w:highlight w:val="white"/>
+        </w:rPr>
+        <w:t>Recommended values:</w:t>
+      </w:r>
+    </w:p>
+    <w:p>
+      <w:pPr>
+        <w:rPr>
+          <w:highlight w:val="white"/>
+        </w:rPr>
+      </w:pPr>
+      <w:r>
+        <w:rPr>
+          <w:highlight w:val="white"/>
+        </w:rPr>
+        <w:t>Dev/testing:               5</w:t>
+      </w:r>
+    </w:p>
+    <w:p>
+      <w:pPr>
+        <w:rPr>
+          <w:highlight w:val="white"/>
+        </w:rPr>
+      </w:pPr>
+      <w:r>
+        <w:rPr>
+          <w:highlight w:val="white"/>
+        </w:rPr>
+        <w:t>Known problem objects:     30</w:t>
+      </w:r>
+    </w:p>
+    <w:p>
+      <w:pPr>
+        <w:rPr>
+          <w:highlight w:val="white"/>
+        </w:rPr>
+      </w:pPr>
+      <w:r>
+        <w:rPr>
+          <w:highlight w:val="white"/>
+        </w:rPr>
+        <w:t>General production guard:  60</w:t>
+      </w:r>
+    </w:p>
+    <w:p>
+      <w:pPr>
+        <w:pStyle w:val="Heading5"/>
+        <w:rPr>
+          <w:b/>
+          <w:bCs/>
+          <w:highlight w:val="white"/>
+        </w:rPr>
+      </w:pPr>
+      <w:r>
+        <w:rPr>
+          <w:b/>
+          <w:bCs/>
+          <w:highlight w:val="white"/>
+        </w:rPr>
+        <w:t>EmptyDelaySeconds</w:t>
+      </w:r>
+    </w:p>
+    <w:p>
+      <w:pPr>
+        <w:rPr>
+          <w:highlight w:val="white"/>
+        </w:rPr>
+      </w:pPr>
+      <w:r>
+        <w:rPr>
+          <w:highlight w:val="white"/>
+        </w:rPr>
+        <w:t>How long a region must remain empty before objects are slept.</w:t>
+      </w:r>
+    </w:p>
+    <w:p>
+      <w:pPr>
+        <w:rPr>
+          <w:highlight w:val="white"/>
+        </w:rPr>
+      </w:pPr>
+      <w:r>
+        <w:rPr>
+          <w:highlight w:val="white"/>
+        </w:rPr>
+        <w:lastRenderedPageBreak/>
+        <w:t>Recommended values:</w:t>
+      </w:r>
+    </w:p>
+    <w:p>
+      <w:pPr>
+        <w:rPr>
+          <w:highlight w:val="white"/>
+        </w:rPr>
+      </w:pPr>
+      <w:r>
+        <w:rPr>
+          <w:highlight w:val="white"/>
+        </w:rPr>
+        <w:t>Dev/testing:               10</w:t>
+      </w:r>
+    </w:p>
+    <w:p>
+      <w:pPr>
+        <w:rPr>
+          <w:highlight w:val="white"/>
+        </w:rPr>
+      </w:pPr>
+      <w:r>
+        <w:rPr>
+          <w:highlight w:val="white"/>
+        </w:rPr>
+        <w:t>Known problem objects:     60</w:t>
+      </w:r>
+    </w:p>
+    <w:p>
+      <w:pPr>
+        <w:rPr>
+          <w:highlight w:val="white"/>
+        </w:rPr>
+      </w:pPr>
+      <w:r>
+        <w:rPr>
+          <w:highlight w:val="white"/>
+        </w:rPr>
+        <w:t>General production guard:  300</w:t>
+      </w:r>
+    </w:p>
+    <w:p>
+      <w:pPr>
+        <w:pStyle w:val="Heading5"/>
+        <w:rPr>
+          <w:b/>
+          <w:bCs/>
+          <w:highlight w:val="white"/>
+        </w:rPr>
+      </w:pPr>
+      <w:r>
+        <w:rPr>
+          <w:b/>
+          <w:bCs/>
+          <w:highlight w:val="white"/>
+        </w:rPr>
+        <w:t>AlwaysSleepNameContains</w:t>
+      </w:r>
+    </w:p>
+    <w:p>
+      <w:pPr>
+        <w:rPr>
+          <w:highlight w:val="white"/>
+        </w:rPr>
+      </w:pPr>
+      <w:r>
+        <w:rPr>
+          <w:highlight w:val="white"/>
+        </w:rPr>
+        <w:t>Comma-separated list of object name fragments that are eligible for sleep.</w:t>
+      </w:r>
+    </w:p>
+    <w:p>
+      <w:pPr>
+        <w:rPr>
+          <w:highlight w:val="white"/>
+        </w:rPr>
+      </w:pPr>
+      <w:r>
+        <w:rPr>
+          <w:highlight w:val="white"/>
+        </w:rPr>
+        <w:t>If empty, all physical root objects are eligible unless blocked by NeverSleepNameContains.</w:t>
+      </w:r>
+    </w:p>
+    <w:p>
+      <w:pPr>
+        <w:rPr>
+          <w:highlight w:val="white"/>
+        </w:rPr>
+      </w:pPr>
+      <w:r>
+        <w:rPr>
+          <w:highlight w:val="white"/>
+        </w:rPr>
+        <w:t>AlwaysSleepNameContains = bowling_pin,bowling_ball</w:t>
+      </w:r>
+    </w:p>
+    <w:p>
+      <w:pPr>
+        <w:pStyle w:val="Heading5"/>
+        <w:rPr>
+          <w:b/>
+          <w:bCs/>
+          <w:highlight w:val="white"/>
+        </w:rPr>
+      </w:pPr>
+      <w:r>
+        <w:rPr>
+          <w:b/>
+          <w:bCs/>
+          <w:highlight w:val="white"/>
+        </w:rPr>
+        <w:t>NeverSleepNameContains</w:t>
+      </w:r>
+    </w:p>
+    <w:p>
+      <w:pPr>
+        <w:rPr>
+          <w:highlight w:val="white"/>
+        </w:rPr>
+      </w:pPr>
+      <w:r>
+        <w:rPr>
+          <w:highlight w:val="white"/>
+        </w:rPr>
+        <w:t>Comma-separated list of object name fragments that should never be slept.</w:t>
+      </w:r>
+    </w:p>
+    <w:p>
+      <w:pPr>
+        <w:rPr>
+          <w:highlight w:val="white"/>
+        </w:rPr>
+      </w:pPr>
+      <w:r>
+        <w:rPr>
+          <w:highlight w:val="white"/>
+        </w:rPr>
+        <w:t>NeverSleepNameContains = elevator,boat,vehicle</w:t>
+      </w:r>
+    </w:p>
+    <w:p>
+      <w:pPr>
+        <w:pStyle w:val="Heading5"/>
+        <w:rPr>
+          <w:b/>
+          <w:bCs/>
+          <w:highlight w:val="white"/>
+        </w:rPr>
+      </w:pPr>
+      <w:r>
+        <w:rPr>
+          <w:b/>
+          <w:bCs/>
+          <w:highlight w:val="white"/>
+        </w:rPr>
+        <w:t>ZeroVelocities</w:t>
+      </w:r>
+    </w:p>
+    <w:p>
+      <w:pPr>
+        <w:rPr>
+          <w:highlight w:val="white"/>
+        </w:rPr>
+      </w:pPr>
+      <w:r>
+        <w:rPr>
+          <w:highlight w:val="white"/>
+        </w:rPr>
+        <w:t>Sets velocity and angular velocity to zero when sleeping an object.</w:t>
+      </w:r>
+    </w:p>
+    <w:p>
+      <w:pPr>
+        <w:rPr>
+          <w:highlight w:val="white"/>
+        </w:rPr>
+      </w:pPr>
+      <w:r>
+        <w:rPr>
+          <w:highlight w:val="white"/>
+        </w:rPr>
+        <w:t>ZeroVelocities = true</w:t>
+      </w:r>
+    </w:p>
+    <w:p>
+      <w:pPr>
+        <w:pStyle w:val="Heading5"/>
+        <w:rPr>
+          <w:b/>
+          <w:bCs/>
+          <w:highlight w:val="white"/>
+        </w:rPr>
+      </w:pPr>
+      <w:r>
+        <w:rPr>
+          <w:b/>
+          <w:bCs/>
+          <w:highlight w:val="white"/>
+        </w:rPr>
+        <w:t>Verbose</w:t>
+      </w:r>
+    </w:p>
+    <w:p>
+      <w:pPr>
+        <w:rPr>
+          <w:highlight w:val="white"/>
+        </w:rPr>
+      </w:pPr>
+      <w:r>
+        <w:rPr>
+          <w:highlight w:val="white"/>
+        </w:rPr>
+        <w:t>Logs more details about scans, sleeps, wakes, and skipped objects.</w:t>
+      </w:r>
+    </w:p>
+    <w:p>
+      <w:pPr>
+        <w:rPr>
+          <w:highlight w:val="white"/>
+        </w:rPr>
+      </w:pPr>
+      <w:r>
+        <w:rPr>
+          <w:highlight w:val="white"/>
+        </w:rPr>
+        <w:t>Verbose = false</w:t>
+      </w:r>
+    </w:p>
+    <w:p>
+      <w:pPr>
+        <w:pStyle w:val="Heading2"/>
         <w:rPr>
           <w:highlight w:val="white"/>
         </w:rPr>
@@ -253,22 +1539,20 @@
         </w:rPr>
         <w:t>Links</w:t>
       </w:r>
-      <w:r>
-        <w:rPr>
-          <w:highlight w:val="white"/>
-        </w:rPr>
-        <w:t>:</w:t>
-      </w:r>
-    </w:p>
-    <w:p>
-      <w:pPr>
-        <w:rPr>
-          <w:highlight w:val="white"/>
-        </w:rPr>
-      </w:pPr>
+    </w:p>
+    <w:p>
+      <w:pPr>
+        <w:rPr>
+          <w:highlight w:val="white"/>
+        </w:rPr>
+      </w:pPr>
+      <w:r>
+        <w:t xml:space="preserve">ODE: </w:t>
+      </w:r>
       <w:hyperlink r:id="rId6" w:history="1">
         <w:r>
           <w:rPr>
+            <w:rStyle w:val="Hyperlink"/>
             <w:highlight w:val="white"/>
           </w:rPr>
           <w:t>http://www.ode.org/</w:t>
@@ -276,20 +1560,38 @@
       </w:hyperlink>
     </w:p>
     <w:p>
-      <w:pPr>
-        <w:rPr>
-          <w:highlight w:val="white"/>
-        </w:rPr>
-      </w:pPr>
+      <w:r>
+        <w:t xml:space="preserve">Bullet </w:t>
+      </w:r>
       <w:hyperlink r:id="rId7" w:history="1">
         <w:r>
           <w:rPr>
+            <w:rStyle w:val="Hyperlink"/>
             <w:highlight w:val="white"/>
           </w:rPr>
           <w:t>https://en.wikipedia.org/wiki/Bullet_(software)</w:t>
         </w:r>
       </w:hyperlink>
       <w:bookmarkEnd w:id="0"/>
+    </w:p>
+    <w:p>
+      <w:r>
+        <w:t xml:space="preserve">Physics Guard </w:t>
+      </w:r>
+      <w:r>
+        <w:t xml:space="preserve"> </w:t>
+      </w:r>
+      <w:r>
+        <w:t xml:space="preserve"> </w:t>
+      </w:r>
+      <w:hyperlink r:id="rId8" w:history="1">
+        <w:r>
+          <w:rPr>
+            <w:rStyle w:val="Hyperlink"/>
+          </w:rPr>
+          <w:t>https://github.com/holoneon/HoloPhysicsGuard</w:t>
+        </w:r>
+      </w:hyperlink>
     </w:p>
     <w:sectPr>
       <w:pgSz w:w="12240" w:h="15840"/>
@@ -302,7 +1604,7 @@
 </file>
 
 <file path=word/numbering.xml><?xml version="1.0" encoding="utf-8"?>
-<w:numbering xmlns:wpc="http://schemas.microsoft.com/office/word/2010/wordprocessingCanvas" xmlns:cx="http://schemas.microsoft.com/office/drawing/2014/chartex" xmlns:cx1="http://schemas.microsoft.com/office/drawing/2015/9/8/chartex" xmlns:cx2="http://schemas.microsoft.com/office/drawing/2015/10/21/chartex" xmlns:cx3="http://schemas.microsoft.com/office/drawing/2016/5/9/chartex" xmlns:cx4="http://schemas.microsoft.com/office/drawing/2016/5/10/chartex" xmlns:cx5="http://schemas.microsoft.com/office/drawing/2016/5/11/chartex" xmlns:cx6="http://schemas.microsoft.com/office/drawing/2016/5/12/chartex" xmlns:cx7="http://schemas.microsoft.com/office/drawing/2016/5/13/chartex" xmlns:cx8="http://schemas.microsoft.com/office/drawing/2016/5/14/chartex" xmlns:mc="http://schemas.openxmlformats.org/markup-compatibility/2006" xmlns:aink="http://schemas.microsoft.com/office/drawing/2016/ink" xmlns:am3d="http://schemas.microsoft.com/office/drawing/2017/model3d" xmlns:o="urn:schemas-microsoft-com:office:office" xmlns:oel="http://schemas.microsoft.com/office/2019/extlst" xmlns:r="http://schemas.openxmlformats.org/officeDocument/2006/relationships" xmlns:m="http://schemas.openxmlformats.org/officeDocument/2006/math" xmlns:v="urn:schemas-microsoft-com:vml" xmlns:wp14="http://schemas.microsoft.com/office/word/2010/wordprocessingDrawing" xmlns:wp="http://schemas.openxmlformats.org/drawingml/2006/wordprocessingDrawing" xmlns:w10="urn:schemas-microsoft-com:office:word" xmlns:w="http://schemas.openxmlformats.org/wordprocessingml/2006/main" xmlns:w14="http://schemas.microsoft.com/office/word/2010/wordml" xmlns:w15="http://schemas.microsoft.com/office/word/2012/wordml" xmlns:w16cex="http://schemas.microsoft.com/office/word/2018/wordml/cex" xmlns:w16cid="http://schemas.microsoft.com/office/word/2016/wordml/cid" xmlns:w16="http://schemas.microsoft.com/office/word/2018/wordml" xmlns:w16du="http://schemas.microsoft.com/office/word/2023/wordml/word16du" xmlns:w16sdtdh="http://schemas.microsoft.com/office/word/2020/wordml/sdtdatahash" xmlns:w16se="http://schemas.microsoft.com/office/word/2015/wordml/symex" xmlns:wpg="http://schemas.microsoft.com/office/word/2010/wordprocessingGroup" xmlns:wpi="http://schemas.microsoft.com/office/word/2010/wordprocessingInk" xmlns:wne="http://schemas.microsoft.com/office/word/2006/wordml" xmlns:wps="http://schemas.microsoft.com/office/word/2010/wordprocessingShape" mc:Ignorable="w14 w15 w16se w16cid w16 w16cex w16sdtdh w16du wp14">
+<w:numbering xmlns:wpc="http://schemas.microsoft.com/office/word/2010/wordprocessingCanvas" xmlns:cx="http://schemas.microsoft.com/office/drawing/2014/chartex" xmlns:cx1="http://schemas.microsoft.com/office/drawing/2015/9/8/chartex" xmlns:cx2="http://schemas.microsoft.com/office/drawing/2015/10/21/chartex" xmlns:cx3="http://schemas.microsoft.com/office/drawing/2016/5/9/chartex" xmlns:cx4="http://schemas.microsoft.com/office/drawing/2016/5/10/chartex" xmlns:cx5="http://schemas.microsoft.com/office/drawing/2016/5/11/chartex" xmlns:cx6="http://schemas.microsoft.com/office/drawing/2016/5/12/chartex" xmlns:cx7="http://schemas.microsoft.com/office/drawing/2016/5/13/chartex" xmlns:cx8="http://schemas.microsoft.com/office/drawing/2016/5/14/chartex" xmlns:mc="http://schemas.openxmlformats.org/markup-compatibility/2006" xmlns:aink="http://schemas.microsoft.com/office/drawing/2016/ink" xmlns:am3d="http://schemas.microsoft.com/office/drawing/2017/model3d" xmlns:o="urn:schemas-microsoft-com:office:office" xmlns:oel="http://schemas.microsoft.com/office/2019/extlst" xmlns:r="http://schemas.openxmlformats.org/officeDocument/2006/relationships" xmlns:m="http://schemas.openxmlformats.org/officeDocument/2006/math" xmlns:v="urn:schemas-microsoft-com:vml" xmlns:wp14="http://schemas.microsoft.com/office/word/2010/wordprocessingDrawing" xmlns:wp="http://schemas.openxmlformats.org/drawingml/2006/wordprocessingDrawing" xmlns:w10="urn:schemas-microsoft-com:office:word" xmlns:w="http://schemas.openxmlformats.org/wordprocessingml/2006/main" xmlns:w14="http://schemas.microsoft.com/office/word/2010/wordml" xmlns:w15="http://schemas.microsoft.com/office/word/2012/wordml" xmlns:w16cex="http://schemas.microsoft.com/office/word/2018/wordml/cex" xmlns:w16cid="http://schemas.microsoft.com/office/word/2016/wordml/cid" xmlns:w16="http://schemas.microsoft.com/office/word/2018/wordml" xmlns:w16du="http://schemas.microsoft.com/office/word/2023/wordml/word16du" xmlns:w16sdtdh="http://schemas.microsoft.com/office/word/2020/wordml/sdtdatahash" xmlns:w16sdtfl="http://schemas.microsoft.com/office/word/2024/wordml/sdtformatlock" xmlns:w16se="http://schemas.microsoft.com/office/word/2015/wordml/symex" xmlns:wpg="http://schemas.microsoft.com/office/word/2010/wordprocessingGroup" xmlns:wpi="http://schemas.microsoft.com/office/word/2010/wordprocessingInk" xmlns:wne="http://schemas.microsoft.com/office/word/2006/wordml" xmlns:wps="http://schemas.microsoft.com/office/word/2010/wordprocessingShape" mc:Ignorable="w14 w15 w16se w16cid w16 w16cex w16sdtdh w16sdtfl w16du wp14">
   <w:abstractNum w:abstractNumId="0" w15:restartNumberingAfterBreak="0">
     <w:nsid w:val="FFFFFFFE"/>
     <w:multiLevelType w:val="singleLevel"/>
@@ -317,6 +1619,241 @@
     </w:lvl>
   </w:abstractNum>
   <w:abstractNum w:abstractNumId="1" w15:restartNumberingAfterBreak="0">
+    <w:nsid w:val="1C16309A"/>
+    <w:multiLevelType w:val="hybridMultilevel"/>
+    <w:tmpl w:val="701A3556"/>
+    <w:lvl w:ilvl="0" w:tplc="0409000F">
+      <w:start w:val="1"/>
+      <w:numFmt w:val="decimal"/>
+      <w:lvlText w:val="%1."/>
+      <w:lvlJc w:val="left"/>
+      <w:pPr>
+        <w:ind w:left="720" w:hanging="360"/>
+      </w:pPr>
+    </w:lvl>
+    <w:lvl w:ilvl="1" w:tplc="04090019" w:tentative="1">
+      <w:start w:val="1"/>
+      <w:numFmt w:val="lowerLetter"/>
+      <w:lvlText w:val="%2."/>
+      <w:lvlJc w:val="left"/>
+      <w:pPr>
+        <w:ind w:left="1440" w:hanging="360"/>
+      </w:pPr>
+    </w:lvl>
+    <w:lvl w:ilvl="2" w:tplc="0409001B" w:tentative="1">
+      <w:start w:val="1"/>
+      <w:numFmt w:val="lowerRoman"/>
+      <w:lvlText w:val="%3."/>
+      <w:lvlJc w:val="right"/>
+      <w:pPr>
+        <w:ind w:left="2160" w:hanging="180"/>
+      </w:pPr>
+    </w:lvl>
+    <w:lvl w:ilvl="3" w:tplc="0409000F" w:tentative="1">
+      <w:start w:val="1"/>
+      <w:numFmt w:val="decimal"/>
+      <w:lvlText w:val="%4."/>
+      <w:lvlJc w:val="left"/>
+      <w:pPr>
+        <w:ind w:left="2880" w:hanging="360"/>
+      </w:pPr>
+    </w:lvl>
+    <w:lvl w:ilvl="4" w:tplc="04090019" w:tentative="1">
+      <w:start w:val="1"/>
+      <w:numFmt w:val="lowerLetter"/>
+      <w:lvlText w:val="%5."/>
+      <w:lvlJc w:val="left"/>
+      <w:pPr>
+        <w:ind w:left="3600" w:hanging="360"/>
+      </w:pPr>
+    </w:lvl>
+    <w:lvl w:ilvl="5" w:tplc="0409001B" w:tentative="1">
+      <w:start w:val="1"/>
+      <w:numFmt w:val="lowerRoman"/>
+      <w:lvlText w:val="%6."/>
+      <w:lvlJc w:val="right"/>
+      <w:pPr>
+        <w:ind w:left="4320" w:hanging="180"/>
+      </w:pPr>
+    </w:lvl>
+    <w:lvl w:ilvl="6" w:tplc="0409000F" w:tentative="1">
+      <w:start w:val="1"/>
+      <w:numFmt w:val="decimal"/>
+      <w:lvlText w:val="%7."/>
+      <w:lvlJc w:val="left"/>
+      <w:pPr>
+        <w:ind w:left="5040" w:hanging="360"/>
+      </w:pPr>
+    </w:lvl>
+    <w:lvl w:ilvl="7" w:tplc="04090019" w:tentative="1">
+      <w:start w:val="1"/>
+      <w:numFmt w:val="lowerLetter"/>
+      <w:lvlText w:val="%8."/>
+      <w:lvlJc w:val="left"/>
+      <w:pPr>
+        <w:ind w:left="5760" w:hanging="360"/>
+      </w:pPr>
+    </w:lvl>
+    <w:lvl w:ilvl="8" w:tplc="0409001B" w:tentative="1">
+      <w:start w:val="1"/>
+      <w:numFmt w:val="lowerRoman"/>
+      <w:lvlText w:val="%9."/>
+      <w:lvlJc w:val="right"/>
+      <w:pPr>
+        <w:ind w:left="6480" w:hanging="180"/>
+      </w:pPr>
+    </w:lvl>
+  </w:abstractNum>
+  <w:abstractNum w:abstractNumId="2" w15:restartNumberingAfterBreak="0">
+    <w:nsid w:val="2F940B1B"/>
+    <w:multiLevelType w:val="multilevel"/>
+    <w:tmpl w:val="6052C960"/>
+    <w:lvl w:ilvl="0">
+      <w:start w:val="1"/>
+      <w:numFmt w:val="bullet"/>
+      <w:lvlText w:val=""/>
+      <w:lvlJc w:val="left"/>
+      <w:pPr>
+        <w:tabs>
+          <w:tab w:val="num" w:pos="1440"/>
+        </w:tabs>
+        <w:ind w:left="1440" w:hanging="360"/>
+      </w:pPr>
+      <w:rPr>
+        <w:rFonts w:ascii="Symbol" w:hAnsi="Symbol" w:hint="default"/>
+        <w:sz w:val="20"/>
+      </w:rPr>
+    </w:lvl>
+    <w:lvl w:ilvl="1" w:tentative="1">
+      <w:start w:val="1"/>
+      <w:numFmt w:val="bullet"/>
+      <w:lvlText w:val="o"/>
+      <w:lvlJc w:val="left"/>
+      <w:pPr>
+        <w:tabs>
+          <w:tab w:val="num" w:pos="2160"/>
+        </w:tabs>
+        <w:ind w:left="2160" w:hanging="360"/>
+      </w:pPr>
+      <w:rPr>
+        <w:rFonts w:ascii="Courier New" w:hAnsi="Courier New" w:hint="default"/>
+        <w:sz w:val="20"/>
+      </w:rPr>
+    </w:lvl>
+    <w:lvl w:ilvl="2" w:tentative="1">
+      <w:start w:val="1"/>
+      <w:numFmt w:val="bullet"/>
+      <w:lvlText w:val=""/>
+      <w:lvlJc w:val="left"/>
+      <w:pPr>
+        <w:tabs>
+          <w:tab w:val="num" w:pos="2880"/>
+        </w:tabs>
+        <w:ind w:left="2880" w:hanging="360"/>
+      </w:pPr>
+      <w:rPr>
+        <w:rFonts w:ascii="Wingdings" w:hAnsi="Wingdings" w:hint="default"/>
+        <w:sz w:val="20"/>
+      </w:rPr>
+    </w:lvl>
+    <w:lvl w:ilvl="3" w:tentative="1">
+      <w:start w:val="1"/>
+      <w:numFmt w:val="bullet"/>
+      <w:lvlText w:val=""/>
+      <w:lvlJc w:val="left"/>
+      <w:pPr>
+        <w:tabs>
+          <w:tab w:val="num" w:pos="3600"/>
+        </w:tabs>
+        <w:ind w:left="3600" w:hanging="360"/>
+      </w:pPr>
+      <w:rPr>
+        <w:rFonts w:ascii="Wingdings" w:hAnsi="Wingdings" w:hint="default"/>
+        <w:sz w:val="20"/>
+      </w:rPr>
+    </w:lvl>
+    <w:lvl w:ilvl="4" w:tentative="1">
+      <w:start w:val="1"/>
+      <w:numFmt w:val="bullet"/>
+      <w:lvlText w:val=""/>
+      <w:lvlJc w:val="left"/>
+      <w:pPr>
+        <w:tabs>
+          <w:tab w:val="num" w:pos="4320"/>
+        </w:tabs>
+        <w:ind w:left="4320" w:hanging="360"/>
+      </w:pPr>
+      <w:rPr>
+        <w:rFonts w:ascii="Wingdings" w:hAnsi="Wingdings" w:hint="default"/>
+        <w:sz w:val="20"/>
+      </w:rPr>
+    </w:lvl>
+    <w:lvl w:ilvl="5" w:tentative="1">
+      <w:start w:val="1"/>
+      <w:numFmt w:val="bullet"/>
+      <w:lvlText w:val=""/>
+      <w:lvlJc w:val="left"/>
+      <w:pPr>
+        <w:tabs>
+          <w:tab w:val="num" w:pos="5040"/>
+        </w:tabs>
+        <w:ind w:left="5040" w:hanging="360"/>
+      </w:pPr>
+      <w:rPr>
+        <w:rFonts w:ascii="Wingdings" w:hAnsi="Wingdings" w:hint="default"/>
+        <w:sz w:val="20"/>
+      </w:rPr>
+    </w:lvl>
+    <w:lvl w:ilvl="6" w:tentative="1">
+      <w:start w:val="1"/>
+      <w:numFmt w:val="bullet"/>
+      <w:lvlText w:val=""/>
+      <w:lvlJc w:val="left"/>
+      <w:pPr>
+        <w:tabs>
+          <w:tab w:val="num" w:pos="5760"/>
+        </w:tabs>
+        <w:ind w:left="5760" w:hanging="360"/>
+      </w:pPr>
+      <w:rPr>
+        <w:rFonts w:ascii="Wingdings" w:hAnsi="Wingdings" w:hint="default"/>
+        <w:sz w:val="20"/>
+      </w:rPr>
+    </w:lvl>
+    <w:lvl w:ilvl="7" w:tentative="1">
+      <w:start w:val="1"/>
+      <w:numFmt w:val="bullet"/>
+      <w:lvlText w:val=""/>
+      <w:lvlJc w:val="left"/>
+      <w:pPr>
+        <w:tabs>
+          <w:tab w:val="num" w:pos="6480"/>
+        </w:tabs>
+        <w:ind w:left="6480" w:hanging="360"/>
+      </w:pPr>
+      <w:rPr>
+        <w:rFonts w:ascii="Wingdings" w:hAnsi="Wingdings" w:hint="default"/>
+        <w:sz w:val="20"/>
+      </w:rPr>
+    </w:lvl>
+    <w:lvl w:ilvl="8" w:tentative="1">
+      <w:start w:val="1"/>
+      <w:numFmt w:val="bullet"/>
+      <w:lvlText w:val=""/>
+      <w:lvlJc w:val="left"/>
+      <w:pPr>
+        <w:tabs>
+          <w:tab w:val="num" w:pos="7200"/>
+        </w:tabs>
+        <w:ind w:left="7200" w:hanging="360"/>
+      </w:pPr>
+      <w:rPr>
+        <w:rFonts w:ascii="Wingdings" w:hAnsi="Wingdings" w:hint="default"/>
+        <w:sz w:val="20"/>
+      </w:rPr>
+    </w:lvl>
+  </w:abstractNum>
+  <w:abstractNum w:abstractNumId="3" w15:restartNumberingAfterBreak="0">
     <w:nsid w:val="34EB54DC"/>
     <w:multiLevelType w:val="hybridMultilevel"/>
     <w:tmpl w:val="9F8A0EF4"/>
@@ -427,6 +1964,503 @@
       <w:rPr>
         <w:rFonts w:ascii="Wingdings" w:hAnsi="Wingdings" w:hint="default"/>
       </w:rPr>
+    </w:lvl>
+  </w:abstractNum>
+  <w:abstractNum w:abstractNumId="4" w15:restartNumberingAfterBreak="0">
+    <w:nsid w:val="37987B84"/>
+    <w:multiLevelType w:val="multilevel"/>
+    <w:tmpl w:val="7C3CA91A"/>
+    <w:lvl w:ilvl="0">
+      <w:start w:val="1"/>
+      <w:numFmt w:val="bullet"/>
+      <w:lvlText w:val=""/>
+      <w:lvlJc w:val="left"/>
+      <w:pPr>
+        <w:tabs>
+          <w:tab w:val="num" w:pos="720"/>
+        </w:tabs>
+        <w:ind w:left="720" w:hanging="360"/>
+      </w:pPr>
+      <w:rPr>
+        <w:rFonts w:ascii="Symbol" w:hAnsi="Symbol" w:hint="default"/>
+        <w:sz w:val="20"/>
+      </w:rPr>
+    </w:lvl>
+    <w:lvl w:ilvl="1" w:tentative="1">
+      <w:start w:val="1"/>
+      <w:numFmt w:val="bullet"/>
+      <w:lvlText w:val="o"/>
+      <w:lvlJc w:val="left"/>
+      <w:pPr>
+        <w:tabs>
+          <w:tab w:val="num" w:pos="1440"/>
+        </w:tabs>
+        <w:ind w:left="1440" w:hanging="360"/>
+      </w:pPr>
+      <w:rPr>
+        <w:rFonts w:ascii="Courier New" w:hAnsi="Courier New" w:hint="default"/>
+        <w:sz w:val="20"/>
+      </w:rPr>
+    </w:lvl>
+    <w:lvl w:ilvl="2" w:tentative="1">
+      <w:start w:val="1"/>
+      <w:numFmt w:val="bullet"/>
+      <w:lvlText w:val=""/>
+      <w:lvlJc w:val="left"/>
+      <w:pPr>
+        <w:tabs>
+          <w:tab w:val="num" w:pos="2160"/>
+        </w:tabs>
+        <w:ind w:left="2160" w:hanging="360"/>
+      </w:pPr>
+      <w:rPr>
+        <w:rFonts w:ascii="Wingdings" w:hAnsi="Wingdings" w:hint="default"/>
+        <w:sz w:val="20"/>
+      </w:rPr>
+    </w:lvl>
+    <w:lvl w:ilvl="3" w:tentative="1">
+      <w:start w:val="1"/>
+      <w:numFmt w:val="bullet"/>
+      <w:lvlText w:val=""/>
+      <w:lvlJc w:val="left"/>
+      <w:pPr>
+        <w:tabs>
+          <w:tab w:val="num" w:pos="2880"/>
+        </w:tabs>
+        <w:ind w:left="2880" w:hanging="360"/>
+      </w:pPr>
+      <w:rPr>
+        <w:rFonts w:ascii="Wingdings" w:hAnsi="Wingdings" w:hint="default"/>
+        <w:sz w:val="20"/>
+      </w:rPr>
+    </w:lvl>
+    <w:lvl w:ilvl="4" w:tentative="1">
+      <w:start w:val="1"/>
+      <w:numFmt w:val="bullet"/>
+      <w:lvlText w:val=""/>
+      <w:lvlJc w:val="left"/>
+      <w:pPr>
+        <w:tabs>
+          <w:tab w:val="num" w:pos="3600"/>
+        </w:tabs>
+        <w:ind w:left="3600" w:hanging="360"/>
+      </w:pPr>
+      <w:rPr>
+        <w:rFonts w:ascii="Wingdings" w:hAnsi="Wingdings" w:hint="default"/>
+        <w:sz w:val="20"/>
+      </w:rPr>
+    </w:lvl>
+    <w:lvl w:ilvl="5" w:tentative="1">
+      <w:start w:val="1"/>
+      <w:numFmt w:val="bullet"/>
+      <w:lvlText w:val=""/>
+      <w:lvlJc w:val="left"/>
+      <w:pPr>
+        <w:tabs>
+          <w:tab w:val="num" w:pos="4320"/>
+        </w:tabs>
+        <w:ind w:left="4320" w:hanging="360"/>
+      </w:pPr>
+      <w:rPr>
+        <w:rFonts w:ascii="Wingdings" w:hAnsi="Wingdings" w:hint="default"/>
+        <w:sz w:val="20"/>
+      </w:rPr>
+    </w:lvl>
+    <w:lvl w:ilvl="6" w:tentative="1">
+      <w:start w:val="1"/>
+      <w:numFmt w:val="bullet"/>
+      <w:lvlText w:val=""/>
+      <w:lvlJc w:val="left"/>
+      <w:pPr>
+        <w:tabs>
+          <w:tab w:val="num" w:pos="5040"/>
+        </w:tabs>
+        <w:ind w:left="5040" w:hanging="360"/>
+      </w:pPr>
+      <w:rPr>
+        <w:rFonts w:ascii="Wingdings" w:hAnsi="Wingdings" w:hint="default"/>
+        <w:sz w:val="20"/>
+      </w:rPr>
+    </w:lvl>
+    <w:lvl w:ilvl="7" w:tentative="1">
+      <w:start w:val="1"/>
+      <w:numFmt w:val="bullet"/>
+      <w:lvlText w:val=""/>
+      <w:lvlJc w:val="left"/>
+      <w:pPr>
+        <w:tabs>
+          <w:tab w:val="num" w:pos="5760"/>
+        </w:tabs>
+        <w:ind w:left="5760" w:hanging="360"/>
+      </w:pPr>
+      <w:rPr>
+        <w:rFonts w:ascii="Wingdings" w:hAnsi="Wingdings" w:hint="default"/>
+        <w:sz w:val="20"/>
+      </w:rPr>
+    </w:lvl>
+    <w:lvl w:ilvl="8" w:tentative="1">
+      <w:start w:val="1"/>
+      <w:numFmt w:val="bullet"/>
+      <w:lvlText w:val=""/>
+      <w:lvlJc w:val="left"/>
+      <w:pPr>
+        <w:tabs>
+          <w:tab w:val="num" w:pos="6480"/>
+        </w:tabs>
+        <w:ind w:left="6480" w:hanging="360"/>
+      </w:pPr>
+      <w:rPr>
+        <w:rFonts w:ascii="Wingdings" w:hAnsi="Wingdings" w:hint="default"/>
+        <w:sz w:val="20"/>
+      </w:rPr>
+    </w:lvl>
+  </w:abstractNum>
+  <w:abstractNum w:abstractNumId="5" w15:restartNumberingAfterBreak="0">
+    <w:nsid w:val="48343666"/>
+    <w:multiLevelType w:val="multilevel"/>
+    <w:tmpl w:val="5A20D412"/>
+    <w:lvl w:ilvl="0">
+      <w:start w:val="1"/>
+      <w:numFmt w:val="bullet"/>
+      <w:lvlText w:val=""/>
+      <w:lvlJc w:val="left"/>
+      <w:pPr>
+        <w:tabs>
+          <w:tab w:val="num" w:pos="720"/>
+        </w:tabs>
+        <w:ind w:left="720" w:hanging="360"/>
+      </w:pPr>
+      <w:rPr>
+        <w:rFonts w:ascii="Symbol" w:hAnsi="Symbol" w:hint="default"/>
+        <w:sz w:val="20"/>
+      </w:rPr>
+    </w:lvl>
+    <w:lvl w:ilvl="1" w:tentative="1">
+      <w:start w:val="1"/>
+      <w:numFmt w:val="bullet"/>
+      <w:lvlText w:val="o"/>
+      <w:lvlJc w:val="left"/>
+      <w:pPr>
+        <w:tabs>
+          <w:tab w:val="num" w:pos="1440"/>
+        </w:tabs>
+        <w:ind w:left="1440" w:hanging="360"/>
+      </w:pPr>
+      <w:rPr>
+        <w:rFonts w:ascii="Courier New" w:hAnsi="Courier New" w:hint="default"/>
+        <w:sz w:val="20"/>
+      </w:rPr>
+    </w:lvl>
+    <w:lvl w:ilvl="2" w:tentative="1">
+      <w:start w:val="1"/>
+      <w:numFmt w:val="bullet"/>
+      <w:lvlText w:val=""/>
+      <w:lvlJc w:val="left"/>
+      <w:pPr>
+        <w:tabs>
+          <w:tab w:val="num" w:pos="2160"/>
+        </w:tabs>
+        <w:ind w:left="2160" w:hanging="360"/>
+      </w:pPr>
+      <w:rPr>
+        <w:rFonts w:ascii="Wingdings" w:hAnsi="Wingdings" w:hint="default"/>
+        <w:sz w:val="20"/>
+      </w:rPr>
+    </w:lvl>
+    <w:lvl w:ilvl="3" w:tentative="1">
+      <w:start w:val="1"/>
+      <w:numFmt w:val="bullet"/>
+      <w:lvlText w:val=""/>
+      <w:lvlJc w:val="left"/>
+      <w:pPr>
+        <w:tabs>
+          <w:tab w:val="num" w:pos="2880"/>
+        </w:tabs>
+        <w:ind w:left="2880" w:hanging="360"/>
+      </w:pPr>
+      <w:rPr>
+        <w:rFonts w:ascii="Wingdings" w:hAnsi="Wingdings" w:hint="default"/>
+        <w:sz w:val="20"/>
+      </w:rPr>
+    </w:lvl>
+    <w:lvl w:ilvl="4" w:tentative="1">
+      <w:start w:val="1"/>
+      <w:numFmt w:val="bullet"/>
+      <w:lvlText w:val=""/>
+      <w:lvlJc w:val="left"/>
+      <w:pPr>
+        <w:tabs>
+          <w:tab w:val="num" w:pos="3600"/>
+        </w:tabs>
+        <w:ind w:left="3600" w:hanging="360"/>
+      </w:pPr>
+      <w:rPr>
+        <w:rFonts w:ascii="Wingdings" w:hAnsi="Wingdings" w:hint="default"/>
+        <w:sz w:val="20"/>
+      </w:rPr>
+    </w:lvl>
+    <w:lvl w:ilvl="5" w:tentative="1">
+      <w:start w:val="1"/>
+      <w:numFmt w:val="bullet"/>
+      <w:lvlText w:val=""/>
+      <w:lvlJc w:val="left"/>
+      <w:pPr>
+        <w:tabs>
+          <w:tab w:val="num" w:pos="4320"/>
+        </w:tabs>
+        <w:ind w:left="4320" w:hanging="360"/>
+      </w:pPr>
+      <w:rPr>
+        <w:rFonts w:ascii="Wingdings" w:hAnsi="Wingdings" w:hint="default"/>
+        <w:sz w:val="20"/>
+      </w:rPr>
+    </w:lvl>
+    <w:lvl w:ilvl="6" w:tentative="1">
+      <w:start w:val="1"/>
+      <w:numFmt w:val="bullet"/>
+      <w:lvlText w:val=""/>
+      <w:lvlJc w:val="left"/>
+      <w:pPr>
+        <w:tabs>
+          <w:tab w:val="num" w:pos="5040"/>
+        </w:tabs>
+        <w:ind w:left="5040" w:hanging="360"/>
+      </w:pPr>
+      <w:rPr>
+        <w:rFonts w:ascii="Wingdings" w:hAnsi="Wingdings" w:hint="default"/>
+        <w:sz w:val="20"/>
+      </w:rPr>
+    </w:lvl>
+    <w:lvl w:ilvl="7" w:tentative="1">
+      <w:start w:val="1"/>
+      <w:numFmt w:val="bullet"/>
+      <w:lvlText w:val=""/>
+      <w:lvlJc w:val="left"/>
+      <w:pPr>
+        <w:tabs>
+          <w:tab w:val="num" w:pos="5760"/>
+        </w:tabs>
+        <w:ind w:left="5760" w:hanging="360"/>
+      </w:pPr>
+      <w:rPr>
+        <w:rFonts w:ascii="Wingdings" w:hAnsi="Wingdings" w:hint="default"/>
+        <w:sz w:val="20"/>
+      </w:rPr>
+    </w:lvl>
+    <w:lvl w:ilvl="8" w:tentative="1">
+      <w:start w:val="1"/>
+      <w:numFmt w:val="bullet"/>
+      <w:lvlText w:val=""/>
+      <w:lvlJc w:val="left"/>
+      <w:pPr>
+        <w:tabs>
+          <w:tab w:val="num" w:pos="6480"/>
+        </w:tabs>
+        <w:ind w:left="6480" w:hanging="360"/>
+      </w:pPr>
+      <w:rPr>
+        <w:rFonts w:ascii="Wingdings" w:hAnsi="Wingdings" w:hint="default"/>
+        <w:sz w:val="20"/>
+      </w:rPr>
+    </w:lvl>
+  </w:abstractNum>
+  <w:abstractNum w:abstractNumId="6" w15:restartNumberingAfterBreak="0">
+    <w:nsid w:val="566537F4"/>
+    <w:multiLevelType w:val="hybridMultilevel"/>
+    <w:tmpl w:val="8D2C6212"/>
+    <w:lvl w:ilvl="0" w:tplc="04090001">
+      <w:start w:val="1"/>
+      <w:numFmt w:val="bullet"/>
+      <w:lvlText w:val=""/>
+      <w:lvlJc w:val="left"/>
+      <w:pPr>
+        <w:ind w:left="720" w:hanging="360"/>
+      </w:pPr>
+      <w:rPr>
+        <w:rFonts w:ascii="Symbol" w:hAnsi="Symbol" w:hint="default"/>
+      </w:rPr>
+    </w:lvl>
+    <w:lvl w:ilvl="1" w:tplc="04090003" w:tentative="1">
+      <w:start w:val="1"/>
+      <w:numFmt w:val="bullet"/>
+      <w:lvlText w:val="o"/>
+      <w:lvlJc w:val="left"/>
+      <w:pPr>
+        <w:ind w:left="1440" w:hanging="360"/>
+      </w:pPr>
+      <w:rPr>
+        <w:rFonts w:ascii="Courier New" w:hAnsi="Courier New" w:cs="Courier New" w:hint="default"/>
+      </w:rPr>
+    </w:lvl>
+    <w:lvl w:ilvl="2" w:tplc="04090005" w:tentative="1">
+      <w:start w:val="1"/>
+      <w:numFmt w:val="bullet"/>
+      <w:lvlText w:val=""/>
+      <w:lvlJc w:val="left"/>
+      <w:pPr>
+        <w:ind w:left="2160" w:hanging="360"/>
+      </w:pPr>
+      <w:rPr>
+        <w:rFonts w:ascii="Wingdings" w:hAnsi="Wingdings" w:hint="default"/>
+      </w:rPr>
+    </w:lvl>
+    <w:lvl w:ilvl="3" w:tplc="04090001" w:tentative="1">
+      <w:start w:val="1"/>
+      <w:numFmt w:val="bullet"/>
+      <w:lvlText w:val=""/>
+      <w:lvlJc w:val="left"/>
+      <w:pPr>
+        <w:ind w:left="2880" w:hanging="360"/>
+      </w:pPr>
+      <w:rPr>
+        <w:rFonts w:ascii="Symbol" w:hAnsi="Symbol" w:hint="default"/>
+      </w:rPr>
+    </w:lvl>
+    <w:lvl w:ilvl="4" w:tplc="04090003" w:tentative="1">
+      <w:start w:val="1"/>
+      <w:numFmt w:val="bullet"/>
+      <w:lvlText w:val="o"/>
+      <w:lvlJc w:val="left"/>
+      <w:pPr>
+        <w:ind w:left="3600" w:hanging="360"/>
+      </w:pPr>
+      <w:rPr>
+        <w:rFonts w:ascii="Courier New" w:hAnsi="Courier New" w:cs="Courier New" w:hint="default"/>
+      </w:rPr>
+    </w:lvl>
+    <w:lvl w:ilvl="5" w:tplc="04090005" w:tentative="1">
+      <w:start w:val="1"/>
+      <w:numFmt w:val="bullet"/>
+      <w:lvlText w:val=""/>
+      <w:lvlJc w:val="left"/>
+      <w:pPr>
+        <w:ind w:left="4320" w:hanging="360"/>
+      </w:pPr>
+      <w:rPr>
+        <w:rFonts w:ascii="Wingdings" w:hAnsi="Wingdings" w:hint="default"/>
+      </w:rPr>
+    </w:lvl>
+    <w:lvl w:ilvl="6" w:tplc="04090001" w:tentative="1">
+      <w:start w:val="1"/>
+      <w:numFmt w:val="bullet"/>
+      <w:lvlText w:val=""/>
+      <w:lvlJc w:val="left"/>
+      <w:pPr>
+        <w:ind w:left="5040" w:hanging="360"/>
+      </w:pPr>
+      <w:rPr>
+        <w:rFonts w:ascii="Symbol" w:hAnsi="Symbol" w:hint="default"/>
+      </w:rPr>
+    </w:lvl>
+    <w:lvl w:ilvl="7" w:tplc="04090003" w:tentative="1">
+      <w:start w:val="1"/>
+      <w:numFmt w:val="bullet"/>
+      <w:lvlText w:val="o"/>
+      <w:lvlJc w:val="left"/>
+      <w:pPr>
+        <w:ind w:left="5760" w:hanging="360"/>
+      </w:pPr>
+      <w:rPr>
+        <w:rFonts w:ascii="Courier New" w:hAnsi="Courier New" w:cs="Courier New" w:hint="default"/>
+      </w:rPr>
+    </w:lvl>
+    <w:lvl w:ilvl="8" w:tplc="04090005" w:tentative="1">
+      <w:start w:val="1"/>
+      <w:numFmt w:val="bullet"/>
+      <w:lvlText w:val=""/>
+      <w:lvlJc w:val="left"/>
+      <w:pPr>
+        <w:ind w:left="6480" w:hanging="360"/>
+      </w:pPr>
+      <w:rPr>
+        <w:rFonts w:ascii="Wingdings" w:hAnsi="Wingdings" w:hint="default"/>
+      </w:rPr>
+    </w:lvl>
+  </w:abstractNum>
+  <w:abstractNum w:abstractNumId="7" w15:restartNumberingAfterBreak="0">
+    <w:nsid w:val="626A35CF"/>
+    <w:multiLevelType w:val="hybridMultilevel"/>
+    <w:tmpl w:val="701A3556"/>
+    <w:lvl w:ilvl="0" w:tplc="FFFFFFFF">
+      <w:start w:val="1"/>
+      <w:numFmt w:val="decimal"/>
+      <w:lvlText w:val="%1."/>
+      <w:lvlJc w:val="left"/>
+      <w:pPr>
+        <w:ind w:left="720" w:hanging="360"/>
+      </w:pPr>
+    </w:lvl>
+    <w:lvl w:ilvl="1" w:tplc="FFFFFFFF" w:tentative="1">
+      <w:start w:val="1"/>
+      <w:numFmt w:val="lowerLetter"/>
+      <w:lvlText w:val="%2."/>
+      <w:lvlJc w:val="left"/>
+      <w:pPr>
+        <w:ind w:left="1440" w:hanging="360"/>
+      </w:pPr>
+    </w:lvl>
+    <w:lvl w:ilvl="2" w:tplc="FFFFFFFF" w:tentative="1">
+      <w:start w:val="1"/>
+      <w:numFmt w:val="lowerRoman"/>
+      <w:lvlText w:val="%3."/>
+      <w:lvlJc w:val="right"/>
+      <w:pPr>
+        <w:ind w:left="2160" w:hanging="180"/>
+      </w:pPr>
+    </w:lvl>
+    <w:lvl w:ilvl="3" w:tplc="FFFFFFFF" w:tentative="1">
+      <w:start w:val="1"/>
+      <w:numFmt w:val="decimal"/>
+      <w:lvlText w:val="%4."/>
+      <w:lvlJc w:val="left"/>
+      <w:pPr>
+        <w:ind w:left="2880" w:hanging="360"/>
+      </w:pPr>
+    </w:lvl>
+    <w:lvl w:ilvl="4" w:tplc="FFFFFFFF" w:tentative="1">
+      <w:start w:val="1"/>
+      <w:numFmt w:val="lowerLetter"/>
+      <w:lvlText w:val="%5."/>
+      <w:lvlJc w:val="left"/>
+      <w:pPr>
+        <w:ind w:left="3600" w:hanging="360"/>
+      </w:pPr>
+    </w:lvl>
+    <w:lvl w:ilvl="5" w:tplc="FFFFFFFF" w:tentative="1">
+      <w:start w:val="1"/>
+      <w:numFmt w:val="lowerRoman"/>
+      <w:lvlText w:val="%6."/>
+      <w:lvlJc w:val="right"/>
+      <w:pPr>
+        <w:ind w:left="4320" w:hanging="180"/>
+      </w:pPr>
+    </w:lvl>
+    <w:lvl w:ilvl="6" w:tplc="FFFFFFFF" w:tentative="1">
+      <w:start w:val="1"/>
+      <w:numFmt w:val="decimal"/>
+      <w:lvlText w:val="%7."/>
+      <w:lvlJc w:val="left"/>
+      <w:pPr>
+        <w:ind w:left="5040" w:hanging="360"/>
+      </w:pPr>
+    </w:lvl>
+    <w:lvl w:ilvl="7" w:tplc="FFFFFFFF" w:tentative="1">
+      <w:start w:val="1"/>
+      <w:numFmt w:val="lowerLetter"/>
+      <w:lvlText w:val="%8."/>
+      <w:lvlJc w:val="left"/>
+      <w:pPr>
+        <w:ind w:left="5760" w:hanging="360"/>
+      </w:pPr>
+    </w:lvl>
+    <w:lvl w:ilvl="8" w:tplc="FFFFFFFF" w:tentative="1">
+      <w:start w:val="1"/>
+      <w:numFmt w:val="lowerRoman"/>
+      <w:lvlText w:val="%9."/>
+      <w:lvlJc w:val="right"/>
+      <w:pPr>
+        <w:ind w:left="6480" w:hanging="180"/>
+      </w:pPr>
     </w:lvl>
   </w:abstractNum>
   <w:num w:numId="1" w16cid:durableId="268123448">
@@ -444,13 +2478,31 @@
     </w:lvlOverride>
   </w:num>
   <w:num w:numId="2" w16cid:durableId="1496072573">
+    <w:abstractNumId w:val="3"/>
+  </w:num>
+  <w:num w:numId="3" w16cid:durableId="554971627">
+    <w:abstractNumId w:val="5"/>
+  </w:num>
+  <w:num w:numId="4" w16cid:durableId="1994600328">
+    <w:abstractNumId w:val="2"/>
+  </w:num>
+  <w:num w:numId="5" w16cid:durableId="1613324340">
+    <w:abstractNumId w:val="4"/>
+  </w:num>
+  <w:num w:numId="6" w16cid:durableId="152720831">
+    <w:abstractNumId w:val="6"/>
+  </w:num>
+  <w:num w:numId="7" w16cid:durableId="664432798">
     <w:abstractNumId w:val="1"/>
+  </w:num>
+  <w:num w:numId="8" w16cid:durableId="313484444">
+    <w:abstractNumId w:val="7"/>
   </w:num>
 </w:numbering>
 </file>
 
 <file path=word/styles.xml><?xml version="1.0" encoding="utf-8"?>
-<w:styles xmlns:mc="http://schemas.openxmlformats.org/markup-compatibility/2006" xmlns:r="http://schemas.openxmlformats.org/officeDocument/2006/relationships" xmlns:w="http://schemas.openxmlformats.org/wordprocessingml/2006/main" xmlns:w14="http://schemas.microsoft.com/office/word/2010/wordml" xmlns:w15="http://schemas.microsoft.com/office/word/2012/wordml" xmlns:w16cex="http://schemas.microsoft.com/office/word/2018/wordml/cex" xmlns:w16cid="http://schemas.microsoft.com/office/word/2016/wordml/cid" xmlns:w16="http://schemas.microsoft.com/office/word/2018/wordml" xmlns:w16du="http://schemas.microsoft.com/office/word/2023/wordml/word16du" xmlns:w16sdtdh="http://schemas.microsoft.com/office/word/2020/wordml/sdtdatahash" xmlns:w16se="http://schemas.microsoft.com/office/word/2015/wordml/symex" mc:Ignorable="w14 w15 w16se w16cid w16 w16cex w16sdtdh w16du">
+<w:styles xmlns:mc="http://schemas.openxmlformats.org/markup-compatibility/2006" xmlns:r="http://schemas.openxmlformats.org/officeDocument/2006/relationships" xmlns:w="http://schemas.openxmlformats.org/wordprocessingml/2006/main" xmlns:w14="http://schemas.microsoft.com/office/word/2010/wordml" xmlns:w15="http://schemas.microsoft.com/office/word/2012/wordml" xmlns:w16cex="http://schemas.microsoft.com/office/word/2018/wordml/cex" xmlns:w16cid="http://schemas.microsoft.com/office/word/2016/wordml/cid" xmlns:w16="http://schemas.microsoft.com/office/word/2018/wordml" xmlns:w16du="http://schemas.microsoft.com/office/word/2023/wordml/word16du" xmlns:w16sdtdh="http://schemas.microsoft.com/office/word/2020/wordml/sdtdatahash" xmlns:w16sdtfl="http://schemas.microsoft.com/office/word/2024/wordml/sdtformatlock" xmlns:w16se="http://schemas.microsoft.com/office/word/2015/wordml/symex" mc:Ignorable="w14 w15 w16se w16cid w16 w16cex w16sdtdh w16sdtfl w16du">
   <w:docDefaults>
     <w:rPrDefault>
       <w:rPr>
@@ -904,7 +2956,6 @@
     <w:next w:val="Normal"/>
     <w:link w:val="Heading3Char"/>
     <w:uiPriority w:val="9"/>
-    <w:semiHidden/>
     <w:unhideWhenUsed/>
     <w:qFormat/>
     <w:rsid w:val="009E60CC"/>
@@ -927,7 +2978,6 @@
     <w:next w:val="Normal"/>
     <w:link w:val="Heading4Char"/>
     <w:uiPriority w:val="9"/>
-    <w:semiHidden/>
     <w:unhideWhenUsed/>
     <w:qFormat/>
     <w:rsid w:val="009E60CC"/>
@@ -950,7 +3000,6 @@
     <w:next w:val="Normal"/>
     <w:link w:val="Heading5Char"/>
     <w:uiPriority w:val="9"/>
-    <w:semiHidden/>
     <w:unhideWhenUsed/>
     <w:qFormat/>
     <w:rsid w:val="009E60CC"/>
@@ -1110,7 +3159,6 @@
     <w:name w:val="Heading 3 Char"/>
     <w:link w:val="Heading3"/>
     <w:uiPriority w:val="9"/>
-    <w:semiHidden/>
     <w:locked/>
     <w:rsid w:val="009E60CC"/>
     <w:rPr>
@@ -1123,7 +3171,6 @@
     <w:name w:val="Heading 4 Char"/>
     <w:link w:val="Heading4"/>
     <w:uiPriority w:val="9"/>
-    <w:semiHidden/>
     <w:locked/>
     <w:rsid w:val="009E60CC"/>
     <w:rPr>
@@ -1136,7 +3183,6 @@
     <w:name w:val="Heading 5 Char"/>
     <w:link w:val="Heading5"/>
     <w:uiPriority w:val="9"/>
-    <w:semiHidden/>
     <w:locked/>
     <w:rsid w:val="009E60CC"/>
     <w:rPr>
@@ -1433,6 +3479,27 @@
     <w:pPr>
       <w:outlineLvl w:val="9"/>
     </w:pPr>
+  </w:style>
+  <w:style w:type="character" w:styleId="Hyperlink">
+    <w:name w:val="Hyperlink"/>
+    <w:uiPriority w:val="99"/>
+    <w:unhideWhenUsed/>
+    <w:rsid w:val="00544858"/>
+    <w:rPr>
+      <w:color w:val="0563C1"/>
+      <w:u w:val="single"/>
+    </w:rPr>
+  </w:style>
+  <w:style w:type="character" w:styleId="UnresolvedMention">
+    <w:name w:val="Unresolved Mention"/>
+    <w:uiPriority w:val="99"/>
+    <w:semiHidden/>
+    <w:unhideWhenUsed/>
+    <w:rsid w:val="00544858"/>
+    <w:rPr>
+      <w:color w:val="605E5C"/>
+      <w:shd w:val="clear" w:color="auto" w:fill="E1DFDD"/>
+    </w:rPr>
   </w:style>
 </w:styles>
 </file>
